--- a/DOCS_DA_CONVERTIRE/pioggia3_fr.docx
+++ b/DOCS_DA_CONVERTIRE/pioggia3_fr.docx
@@ -1,19 +1,201 @@
 
 <file path=word/document.xml><?xml version="1.0" encoding="utf-8"?>
-<w:document xmlns:wpc="http://schemas.microsoft.com/office/word/2010/wordprocessingCanvas" xmlns:cx="http://schemas.microsoft.com/office/drawing/2014/chartex" xmlns:cx1="http://schemas.microsoft.com/office/drawing/2015/9/8/chartex" xmlns:cx2="http://schemas.microsoft.com/office/drawing/2015/10/21/chartex" xmlns:cx3="http://schemas.microsoft.com/office/drawing/2016/5/9/chartex" xmlns:cx4="http://schemas.microsoft.com/office/drawing/2016/5/10/chartex" xmlns:cx5="http://schemas.microsoft.com/office/drawing/2016/5/11/chartex" xmlns:cx6="http://schemas.microsoft.com/office/drawing/2016/5/12/chartex" xmlns:cx7="http://schemas.microsoft.com/office/drawing/2016/5/13/chartex" xmlns:cx8="http://schemas.microsoft.com/office/drawing/2016/5/14/chartex" xmlns:mc="http://schemas.openxmlformats.org/markup-compatibility/2006" xmlns:aink="http://schemas.microsoft.com/office/drawing/2016/ink" xmlns:am3d="http://schemas.microsoft.com/office/drawing/2017/model3d" xmlns:o="urn:schemas-microsoft-com:office:office" xmlns:oel="http://schemas.microsoft.com/office/2019/extlst" xmlns:r="http://schemas.openxmlformats.org/officeDocument/2006/relationships" xmlns:m="http://schemas.openxmlformats.org/officeDocument/2006/math" xmlns:v="urn:schemas-microsoft-com:vml" xmlns:wp14="http://schemas.microsoft.com/office/word/2010/wordprocessingDrawing" xmlns:wp="http://schemas.openxmlformats.org/drawingml/2006/wordprocessingDrawing" xmlns:w10="urn:schemas-microsoft-com:office:word" xmlns:w="http://schemas.openxmlformats.org/wordprocessingml/2006/main" xmlns:w14="http://schemas.microsoft.com/office/word/2010/wordml" xmlns:w15="http://schemas.microsoft.com/office/word/2012/wordml" xmlns:w16cex="http://schemas.microsoft.com/office/word/2018/wordml/cex" xmlns:w16cid="http://schemas.microsoft.com/office/word/2016/wordml/cid" xmlns:w16="http://schemas.microsoft.com/office/word/2018/wordml" xmlns:w16du="http://schemas.microsoft.com/office/word/2023/wordml/word16du" xmlns:w16sdtdh="http://schemas.microsoft.com/office/word/2020/wordml/sdtdatahash" xmlns:w16sdtfl="http://schemas.microsoft.com/office/word/2024/wordml/sdtformatlock" xmlns:w16se="http://schemas.microsoft.com/office/word/2015/wordml/symex" xmlns:wpg="http://schemas.microsoft.com/office/word/2010/wordprocessingGroup" xmlns:wpi="http://schemas.microsoft.com/office/word/2010/wordprocessingInk" xmlns:wne="http://schemas.microsoft.com/office/word/2006/wordml" xmlns:wps="http://schemas.microsoft.com/office/word/2010/wordprocessingShape" mc:Ignorable="w14 w15 w16se w16cid w16 w16cex w16sdtdh w16sdtfl w16du wp14">
+<w:document xmlns:wpc="http://schemas.microsoft.com/office/word/2010/wordprocessingCanvas" xmlns:cx="http://schemas.microsoft.com/office/drawing/2014/chartex" xmlns:cx1="http://schemas.microsoft.com/office/drawing/2015/9/8/chartex" xmlns:cx2="http://schemas.microsoft.com/office/drawing/2015/10/21/chartex" xmlns:cx3="http://schemas.microsoft.com/office/drawing/2016/5/9/chartex" xmlns:cx4="http://schemas.microsoft.com/office/drawing/2016/5/10/chartex" xmlns:cx5="http://schemas.microsoft.com/office/drawing/2016/5/11/chartex" xmlns:cx6="http://schemas.microsoft.com/office/drawing/2016/5/12/chartex" xmlns:cx7="http://schemas.microsoft.com/office/drawing/2016/5/13/chartex" xmlns:cx8="http://schemas.microsoft.com/office/drawing/2016/5/14/chartex" xmlns:mc="http://schemas.openxmlformats.org/markup-compatibility/2006" xmlns:aink="http://schemas.microsoft.com/office/drawing/2016/ink" xmlns:am3d="http://schemas.microsoft.com/office/drawing/2017/model3d" xmlns:o="urn:schemas-microsoft-com:office:office" xmlns:oel="http://schemas.microsoft.com/office/2019/extlst" xmlns:r="http://schemas.openxmlformats.org/officeDocument/2006/relationships" xmlns:m="http://schemas.openxmlformats.org/officeDocument/2006/math" xmlns:v="urn:schemas-microsoft-com:vml" xmlns:wp14="http://schemas.microsoft.com/office/word/2010/wordprocessingDrawing" xmlns:wp="http://schemas.openxmlformats.org/drawingml/2006/wordprocessingDrawing" xmlns:w10="urn:schemas-microsoft-com:office:word" xmlns:w="http://schemas.openxmlformats.org/wordprocessingml/2006/main" xmlns:w14="http://schemas.microsoft.com/office/word/2010/wordml" xmlns:w15="http://schemas.microsoft.com/office/word/2012/wordml" xmlns:w16cei="http://schemas.microsoft.com/office/word/2026/wordml/cei" xmlns:w16cex="http://schemas.microsoft.com/office/word/2018/wordml/cex" xmlns:w16cid="http://schemas.microsoft.com/office/word/2016/wordml/cid" xmlns:w16="http://schemas.microsoft.com/office/word/2018/wordml" xmlns:w16du="http://schemas.microsoft.com/office/word/2023/wordml/word16du" xmlns:w16sdtdh="http://schemas.microsoft.com/office/word/2020/wordml/sdtdatahash" xmlns:w16sdtfl="http://schemas.microsoft.com/office/word/2024/wordml/sdtformatlock" xmlns:w16se="http://schemas.microsoft.com/office/word/2015/wordml/symex" xmlns:wpg="http://schemas.microsoft.com/office/word/2010/wordprocessingGroup" xmlns:wpi="http://schemas.microsoft.com/office/word/2010/wordprocessingInk" xmlns:wne="http://schemas.microsoft.com/office/word/2006/wordml" xmlns:wps="http://schemas.microsoft.com/office/word/2010/wordprocessingShape" mc:Ignorable="w14 w15 w16se w16cid w16 w16cex w16sdtdh w16sdtfl w16du wp14">
   <w:body>
     <w:p>
-      <w:r>
-        <w:t>L'auteur est Agostino Carracci</w:t>
+      <w:pPr>
+        <w:rPr>
+          <w:b/>
+          <w:bCs/>
+        </w:rPr>
+      </w:pPr>
+      <w:r>
+        <w:rPr>
+          <w:b/>
+          <w:bCs/>
+        </w:rPr>
+        <w:t>L'</w:t>
+      </w:r>
+      <w:proofErr w:type="spellStart"/>
+      <w:r>
+        <w:rPr>
+          <w:b/>
+          <w:bCs/>
+        </w:rPr>
+        <w:t>Adoration</w:t>
+      </w:r>
+      <w:proofErr w:type="spellEnd"/>
+      <w:r>
+        <w:rPr>
+          <w:b/>
+          <w:bCs/>
+        </w:rPr>
+        <w:t xml:space="preserve"> </w:t>
+      </w:r>
+      <w:proofErr w:type="spellStart"/>
+      <w:r>
+        <w:rPr>
+          <w:b/>
+          <w:bCs/>
+        </w:rPr>
+        <w:t>des</w:t>
+      </w:r>
+      <w:proofErr w:type="spellEnd"/>
+      <w:r>
+        <w:rPr>
+          <w:b/>
+          <w:bCs/>
+        </w:rPr>
+        <w:t xml:space="preserve"> Bergers</w:t>
       </w:r>
     </w:p>
     <w:p>
       <w:r>
+        <w:t>L'</w:t>
+      </w:r>
+      <w:proofErr w:type="spellStart"/>
+      <w:r>
+        <w:rPr>
+          <w:b/>
+          <w:bCs/>
+        </w:rPr>
+        <w:t>Adoration</w:t>
+      </w:r>
+      <w:proofErr w:type="spellEnd"/>
+      <w:r>
+        <w:rPr>
+          <w:b/>
+          <w:bCs/>
+        </w:rPr>
+        <w:t xml:space="preserve"> </w:t>
+      </w:r>
+      <w:proofErr w:type="spellStart"/>
+      <w:r>
+        <w:rPr>
+          <w:b/>
+          <w:bCs/>
+        </w:rPr>
+        <w:t>des</w:t>
+      </w:r>
+      <w:proofErr w:type="spellEnd"/>
+      <w:r>
+        <w:rPr>
+          <w:b/>
+          <w:bCs/>
+        </w:rPr>
+        <w:t xml:space="preserve"> Bergers</w:t>
+      </w:r>
+      <w:r>
+        <w:t xml:space="preserve"> (</w:t>
+      </w:r>
+      <w:proofErr w:type="spellStart"/>
+      <w:r>
+        <w:t>également</w:t>
+      </w:r>
+      <w:proofErr w:type="spellEnd"/>
+      <w:r>
+        <w:t xml:space="preserve"> </w:t>
+      </w:r>
+      <w:proofErr w:type="spellStart"/>
+      <w:r>
+        <w:t>connue</w:t>
+      </w:r>
+      <w:proofErr w:type="spellEnd"/>
+      <w:r>
+        <w:t xml:space="preserve"> </w:t>
+      </w:r>
+      <w:proofErr w:type="spellStart"/>
+      <w:r>
+        <w:t>sous</w:t>
+      </w:r>
+      <w:proofErr w:type="spellEnd"/>
+      <w:r>
+        <w:t xml:space="preserve"> le </w:t>
+      </w:r>
+      <w:proofErr w:type="spellStart"/>
+      <w:r>
+        <w:t>nom</w:t>
+      </w:r>
+      <w:proofErr w:type="spellEnd"/>
+      <w:r>
+        <w:t xml:space="preserve"> de </w:t>
+      </w:r>
+      <w:proofErr w:type="spellStart"/>
+      <w:r>
+        <w:rPr>
+          <w:i/>
+          <w:iCs/>
+        </w:rPr>
+        <w:t>Nativité</w:t>
+      </w:r>
+      <w:proofErr w:type="spellEnd"/>
+      <w:r>
+        <w:t xml:space="preserve">) est </w:t>
+      </w:r>
+      <w:proofErr w:type="gramStart"/>
+      <w:r>
+        <w:t>un</w:t>
+      </w:r>
+      <w:proofErr w:type="gramEnd"/>
+      <w:r>
+        <w:t xml:space="preserve"> chef-</w:t>
+      </w:r>
+      <w:proofErr w:type="spellStart"/>
+      <w:r>
+        <w:t>d'œuvre</w:t>
+      </w:r>
+      <w:proofErr w:type="spellEnd"/>
+      <w:r>
+        <w:t xml:space="preserve"> </w:t>
+      </w:r>
+      <w:proofErr w:type="spellStart"/>
+      <w:r>
+        <w:t>conservé</w:t>
+      </w:r>
+      <w:proofErr w:type="spellEnd"/>
+      <w:r>
+        <w:t xml:space="preserve"> </w:t>
+      </w:r>
+      <w:proofErr w:type="spellStart"/>
+      <w:r>
+        <w:t>dans</w:t>
+      </w:r>
+      <w:proofErr w:type="spellEnd"/>
+      <w:r>
+        <w:t xml:space="preserve"> la première </w:t>
+      </w:r>
+      <w:proofErr w:type="spellStart"/>
+      <w:r>
+        <w:t>chapelle</w:t>
+      </w:r>
+      <w:proofErr w:type="spellEnd"/>
+      <w:r>
+        <w:t xml:space="preserve"> à gauche </w:t>
+      </w:r>
+      <w:proofErr w:type="spellStart"/>
+      <w:r>
+        <w:t>du</w:t>
+      </w:r>
+      <w:proofErr w:type="spellEnd"/>
+      <w:r>
+        <w:t xml:space="preserve"> </w:t>
+      </w:r>
+      <w:proofErr w:type="spellStart"/>
+      <w:r>
+        <w:t>Sanctuaire</w:t>
+      </w:r>
+      <w:proofErr w:type="spellEnd"/>
+      <w:r>
+        <w:t xml:space="preserve"> de Santa Maria della Pioggia.</w:t>
+      </w:r>
+    </w:p>
+    <w:p>
+      <w:r>
         <w:rPr>
           <w:noProof/>
         </w:rPr>
         <w:drawing>
-          <wp:inline distT="0" distB="0" distL="0" distR="0" wp14:anchorId="2F6EF821" wp14:editId="03D70C64">
+          <wp:inline distT="0" distB="0" distL="0" distR="0" wp14:anchorId="31A31ECC" wp14:editId="59E13B65">
             <wp:extent cx="5021580" cy="4739640"/>
             <wp:effectExtent l="0" t="0" r="7620" b="3810"/>
             <wp:docPr id="1608700671" name="Immagine 2" descr="Adorazione dei pastori"/>
@@ -63,32 +245,220 @@
       </w:r>
     </w:p>
     <w:p>
+      <w:r>
+        <w:t>[</w:t>
+      </w:r>
+      <w:proofErr w:type="spellStart"/>
+      <w:r>
+        <w:t>SPLIT_</w:t>
+      </w:r>
+      <w:proofErr w:type="gramStart"/>
+      <w:r>
+        <w:t>BLOCK:</w:t>
+      </w:r>
+      <w:r>
+        <w:t>AdorazionePastori</w:t>
+      </w:r>
+      <w:r>
+        <w:t>.jpg</w:t>
+      </w:r>
+      <w:proofErr w:type="spellEnd"/>
+      <w:proofErr w:type="gramEnd"/>
+      <w:r>
+        <w:t>]</w:t>
+      </w:r>
+    </w:p>
+    <w:p/>
+    <w:p>
       <w:pPr>
         <w:rPr>
-          <w:u w:val="single"/>
+          <w:b/>
+          <w:bCs/>
         </w:rPr>
       </w:pPr>
       <w:r>
-        <w:t>[</w:t>
-      </w:r>
-      <w:proofErr w:type="spellStart"/>
-      <w:r>
-        <w:t>SPLIT_</w:t>
+        <w:rPr>
+          <w:b/>
+          <w:bCs/>
+        </w:rPr>
+        <w:t xml:space="preserve">Artiste et </w:t>
+      </w:r>
+      <w:proofErr w:type="spellStart"/>
+      <w:r>
+        <w:rPr>
+          <w:b/>
+          <w:bCs/>
+        </w:rPr>
+        <w:t>Datation</w:t>
+      </w:r>
+      <w:proofErr w:type="spellEnd"/>
+    </w:p>
+    <w:p>
+      <w:proofErr w:type="spellStart"/>
+      <w:r>
+        <w:t>Réalisée</w:t>
+      </w:r>
+      <w:proofErr w:type="spellEnd"/>
+      <w:r>
+        <w:t xml:space="preserve"> </w:t>
+      </w:r>
+      <w:proofErr w:type="spellStart"/>
+      <w:r>
+        <w:t>vers</w:t>
+      </w:r>
+      <w:proofErr w:type="spellEnd"/>
+      <w:r>
+        <w:t xml:space="preserve"> </w:t>
+      </w:r>
+      <w:r>
+        <w:rPr>
+          <w:b/>
+          <w:bCs/>
+        </w:rPr>
+        <w:t>1595</w:t>
+      </w:r>
+      <w:r>
+        <w:t>, l'</w:t>
+      </w:r>
+      <w:proofErr w:type="spellStart"/>
+      <w:r>
+        <w:t>œuvre</w:t>
+      </w:r>
+      <w:proofErr w:type="spellEnd"/>
+      <w:r>
+        <w:t xml:space="preserve"> porte </w:t>
       </w:r>
       <w:proofErr w:type="gramStart"/>
       <w:r>
-        <w:t>BLOCK:</w:t>
-      </w:r>
-      <w:r>
-        <w:t>AdorazionePastori</w:t>
-      </w:r>
-      <w:r>
-        <w:t>.jpg</w:t>
-      </w:r>
-      <w:proofErr w:type="spellEnd"/>
+        <w:t>la signature</w:t>
+      </w:r>
       <w:proofErr w:type="gramEnd"/>
       <w:r>
-        <w:t>]</w:t>
+        <w:t xml:space="preserve"> d'</w:t>
+      </w:r>
+      <w:r>
+        <w:rPr>
+          <w:b/>
+          <w:bCs/>
+        </w:rPr>
+        <w:t>Agostino Carracci</w:t>
+      </w:r>
+      <w:r>
+        <w:t xml:space="preserve"> (Bologne, 1557 – Parme, 1602). Agostino, </w:t>
+      </w:r>
+      <w:proofErr w:type="spellStart"/>
+      <w:r>
+        <w:t>théoricien</w:t>
+      </w:r>
+      <w:proofErr w:type="spellEnd"/>
+      <w:r>
+        <w:t xml:space="preserve"> et esprit </w:t>
+      </w:r>
+      <w:proofErr w:type="spellStart"/>
+      <w:r>
+        <w:t>intellectuel</w:t>
+      </w:r>
+      <w:proofErr w:type="spellEnd"/>
+      <w:r>
+        <w:t xml:space="preserve"> de la </w:t>
+      </w:r>
+      <w:proofErr w:type="spellStart"/>
+      <w:r>
+        <w:t>famille</w:t>
+      </w:r>
+      <w:proofErr w:type="spellEnd"/>
+      <w:r>
+        <w:t xml:space="preserve">, a </w:t>
+      </w:r>
+      <w:proofErr w:type="spellStart"/>
+      <w:r>
+        <w:t>fondé</w:t>
+      </w:r>
+      <w:proofErr w:type="spellEnd"/>
+      <w:r>
+        <w:t xml:space="preserve"> à Bologne la </w:t>
+      </w:r>
+      <w:proofErr w:type="spellStart"/>
+      <w:r>
+        <w:t>célèbre</w:t>
+      </w:r>
+      <w:proofErr w:type="spellEnd"/>
+      <w:r>
+        <w:t xml:space="preserve"> </w:t>
+      </w:r>
+      <w:r>
+        <w:rPr>
+          <w:i/>
+          <w:iCs/>
+        </w:rPr>
+        <w:t>Accademia degli Incamminati</w:t>
+      </w:r>
+      <w:r>
+        <w:t xml:space="preserve"> </w:t>
+      </w:r>
+      <w:proofErr w:type="spellStart"/>
+      <w:r>
+        <w:t>avec</w:t>
+      </w:r>
+      <w:proofErr w:type="spellEnd"/>
+      <w:r>
+        <w:t xml:space="preserve"> son </w:t>
+      </w:r>
+      <w:proofErr w:type="spellStart"/>
+      <w:r>
+        <w:t>frère</w:t>
+      </w:r>
+      <w:proofErr w:type="spellEnd"/>
+      <w:r>
+        <w:t xml:space="preserve"> Annibale et son </w:t>
+      </w:r>
+      <w:proofErr w:type="spellStart"/>
+      <w:r>
+        <w:t>cousin</w:t>
+      </w:r>
+      <w:proofErr w:type="spellEnd"/>
+      <w:r>
+        <w:t xml:space="preserve"> Ludovico, </w:t>
+      </w:r>
+      <w:proofErr w:type="spellStart"/>
+      <w:r>
+        <w:t>réformant</w:t>
+      </w:r>
+      <w:proofErr w:type="spellEnd"/>
+      <w:r>
+        <w:t xml:space="preserve"> la </w:t>
+      </w:r>
+      <w:proofErr w:type="spellStart"/>
+      <w:r>
+        <w:t>peinture</w:t>
+      </w:r>
+      <w:proofErr w:type="spellEnd"/>
+      <w:r>
+        <w:t xml:space="preserve"> </w:t>
+      </w:r>
+      <w:proofErr w:type="spellStart"/>
+      <w:r>
+        <w:t>italienne</w:t>
+      </w:r>
+      <w:proofErr w:type="spellEnd"/>
+      <w:r>
+        <w:t xml:space="preserve"> </w:t>
+      </w:r>
+      <w:proofErr w:type="spellStart"/>
+      <w:r>
+        <w:t>vers</w:t>
+      </w:r>
+      <w:proofErr w:type="spellEnd"/>
+      <w:r>
+        <w:t xml:space="preserve"> un nouveau </w:t>
+      </w:r>
+      <w:proofErr w:type="spellStart"/>
+      <w:r>
+        <w:t>naturalisme</w:t>
+      </w:r>
+      <w:proofErr w:type="spellEnd"/>
+      <w:r>
+        <w:t>.</w:t>
       </w:r>
     </w:p>
     <w:p>
@@ -103,8 +473,770 @@
           <w:b/>
           <w:bCs/>
         </w:rPr>
-        <w:t>L'Adoration des bergers</w:t>
-      </w:r>
+        <w:t>Le "</w:t>
+      </w:r>
+      <w:proofErr w:type="spellStart"/>
+      <w:r>
+        <w:rPr>
+          <w:b/>
+          <w:bCs/>
+        </w:rPr>
+        <w:t>Réalisme</w:t>
+      </w:r>
+      <w:proofErr w:type="spellEnd"/>
+      <w:r>
+        <w:rPr>
+          <w:b/>
+          <w:bCs/>
+        </w:rPr>
+        <w:t xml:space="preserve"> </w:t>
+      </w:r>
+      <w:proofErr w:type="spellStart"/>
+      <w:r>
+        <w:rPr>
+          <w:b/>
+          <w:bCs/>
+        </w:rPr>
+        <w:t>Excessif</w:t>
+      </w:r>
+      <w:proofErr w:type="spellEnd"/>
+      <w:r>
+        <w:rPr>
+          <w:b/>
+          <w:bCs/>
+        </w:rPr>
+        <w:t xml:space="preserve">" et </w:t>
+      </w:r>
+      <w:proofErr w:type="spellStart"/>
+      <w:r>
+        <w:rPr>
+          <w:b/>
+          <w:bCs/>
+        </w:rPr>
+        <w:t>les</w:t>
+      </w:r>
+      <w:proofErr w:type="spellEnd"/>
+      <w:r>
+        <w:rPr>
+          <w:b/>
+          <w:bCs/>
+        </w:rPr>
+        <w:t xml:space="preserve"> </w:t>
+      </w:r>
+      <w:proofErr w:type="spellStart"/>
+      <w:r>
+        <w:rPr>
+          <w:b/>
+          <w:bCs/>
+        </w:rPr>
+        <w:t>Critiques</w:t>
+      </w:r>
+      <w:proofErr w:type="spellEnd"/>
+      <w:r>
+        <w:rPr>
+          <w:b/>
+          <w:bCs/>
+        </w:rPr>
+        <w:t xml:space="preserve"> de l'Époque</w:t>
+      </w:r>
+    </w:p>
+    <w:p>
+      <w:r>
+        <w:t xml:space="preserve">Le tableau est </w:t>
+      </w:r>
+      <w:proofErr w:type="spellStart"/>
+      <w:r>
+        <w:t>célèbre</w:t>
+      </w:r>
+      <w:proofErr w:type="spellEnd"/>
+      <w:r>
+        <w:t xml:space="preserve"> pour son </w:t>
+      </w:r>
+      <w:proofErr w:type="spellStart"/>
+      <w:r>
+        <w:t>extraordinaire</w:t>
+      </w:r>
+      <w:proofErr w:type="spellEnd"/>
+      <w:r>
+        <w:t xml:space="preserve"> </w:t>
+      </w:r>
+      <w:proofErr w:type="spellStart"/>
+      <w:r>
+        <w:t>rendu</w:t>
+      </w:r>
+      <w:proofErr w:type="spellEnd"/>
+      <w:r>
+        <w:t xml:space="preserve"> </w:t>
+      </w:r>
+      <w:proofErr w:type="spellStart"/>
+      <w:r>
+        <w:t>du</w:t>
+      </w:r>
+      <w:proofErr w:type="spellEnd"/>
+      <w:r>
+        <w:t xml:space="preserve"> </w:t>
+      </w:r>
+      <w:proofErr w:type="spellStart"/>
+      <w:r>
+        <w:t>réel</w:t>
+      </w:r>
+      <w:proofErr w:type="spellEnd"/>
+      <w:r>
+        <w:t xml:space="preserve"> et son </w:t>
+      </w:r>
+      <w:proofErr w:type="spellStart"/>
+      <w:r>
+        <w:t>soin</w:t>
+      </w:r>
+      <w:proofErr w:type="spellEnd"/>
+      <w:r>
+        <w:t xml:space="preserve"> quasi </w:t>
+      </w:r>
+      <w:proofErr w:type="spellStart"/>
+      <w:r>
+        <w:t>flamand</w:t>
+      </w:r>
+      <w:proofErr w:type="spellEnd"/>
+      <w:r>
+        <w:t xml:space="preserve"> </w:t>
+      </w:r>
+      <w:proofErr w:type="spellStart"/>
+      <w:r>
+        <w:t>des</w:t>
+      </w:r>
+      <w:proofErr w:type="spellEnd"/>
+      <w:r>
+        <w:t xml:space="preserve"> </w:t>
+      </w:r>
+      <w:proofErr w:type="spellStart"/>
+      <w:r>
+        <w:t>détails</w:t>
+      </w:r>
+      <w:proofErr w:type="spellEnd"/>
+      <w:r>
+        <w:t xml:space="preserve">. </w:t>
+      </w:r>
+      <w:proofErr w:type="spellStart"/>
+      <w:r>
+        <w:t>Cependant</w:t>
+      </w:r>
+      <w:proofErr w:type="spellEnd"/>
+      <w:r>
+        <w:t xml:space="preserve">, ce </w:t>
+      </w:r>
+      <w:proofErr w:type="spellStart"/>
+      <w:r>
+        <w:t>choix</w:t>
+      </w:r>
+      <w:proofErr w:type="spellEnd"/>
+      <w:r>
+        <w:t xml:space="preserve"> </w:t>
+      </w:r>
+      <w:proofErr w:type="spellStart"/>
+      <w:r>
+        <w:t>expressif</w:t>
+      </w:r>
+      <w:proofErr w:type="spellEnd"/>
+      <w:r>
+        <w:t xml:space="preserve"> n'a </w:t>
+      </w:r>
+      <w:proofErr w:type="spellStart"/>
+      <w:r>
+        <w:t>pas</w:t>
+      </w:r>
+      <w:proofErr w:type="spellEnd"/>
+      <w:r>
+        <w:t xml:space="preserve"> </w:t>
+      </w:r>
+      <w:proofErr w:type="spellStart"/>
+      <w:r>
+        <w:t>été</w:t>
+      </w:r>
+      <w:proofErr w:type="spellEnd"/>
+      <w:r>
+        <w:t xml:space="preserve"> </w:t>
+      </w:r>
+      <w:proofErr w:type="spellStart"/>
+      <w:r>
+        <w:t>accueilli</w:t>
+      </w:r>
+      <w:proofErr w:type="spellEnd"/>
+      <w:r>
+        <w:t xml:space="preserve"> </w:t>
+      </w:r>
+      <w:proofErr w:type="spellStart"/>
+      <w:r>
+        <w:t>favorablement</w:t>
+      </w:r>
+      <w:proofErr w:type="spellEnd"/>
+      <w:r>
+        <w:t xml:space="preserve"> d'emblée.</w:t>
+      </w:r>
+    </w:p>
+    <w:p>
+      <w:proofErr w:type="spellStart"/>
+      <w:r>
+        <w:t>Comme</w:t>
+      </w:r>
+      <w:proofErr w:type="spellEnd"/>
+      <w:r>
+        <w:t xml:space="preserve"> le </w:t>
+      </w:r>
+      <w:proofErr w:type="spellStart"/>
+      <w:r>
+        <w:t>rappelle</w:t>
+      </w:r>
+      <w:proofErr w:type="spellEnd"/>
+      <w:r>
+        <w:t xml:space="preserve"> l'</w:t>
+      </w:r>
+      <w:proofErr w:type="spellStart"/>
+      <w:r>
+        <w:t>historiographe</w:t>
+      </w:r>
+      <w:proofErr w:type="spellEnd"/>
+      <w:r>
+        <w:t xml:space="preserve"> </w:t>
+      </w:r>
+      <w:proofErr w:type="spellStart"/>
+      <w:r>
+        <w:t>baroque</w:t>
+      </w:r>
+      <w:proofErr w:type="spellEnd"/>
+      <w:r>
+        <w:t xml:space="preserve"> </w:t>
+      </w:r>
+      <w:r>
+        <w:rPr>
+          <w:b/>
+          <w:bCs/>
+        </w:rPr>
+        <w:t>Carlo Cesare Malvasia</w:t>
+      </w:r>
+      <w:r>
+        <w:t xml:space="preserve"> </w:t>
+      </w:r>
+      <w:proofErr w:type="spellStart"/>
+      <w:r>
+        <w:t>dans</w:t>
+      </w:r>
+      <w:proofErr w:type="spellEnd"/>
+      <w:r>
+        <w:t xml:space="preserve"> son </w:t>
+      </w:r>
+      <w:proofErr w:type="spellStart"/>
+      <w:r>
+        <w:t>ouvrage</w:t>
+      </w:r>
+      <w:proofErr w:type="spellEnd"/>
+      <w:r>
+        <w:t xml:space="preserve"> </w:t>
+      </w:r>
+      <w:r>
+        <w:rPr>
+          <w:i/>
+          <w:iCs/>
+        </w:rPr>
+        <w:t>Felsina Pittrice</w:t>
+      </w:r>
+      <w:r>
+        <w:t xml:space="preserve"> (1678), </w:t>
+      </w:r>
+      <w:proofErr w:type="spellStart"/>
+      <w:r>
+        <w:t>les</w:t>
+      </w:r>
+      <w:proofErr w:type="spellEnd"/>
+      <w:r>
+        <w:t xml:space="preserve"> </w:t>
+      </w:r>
+      <w:proofErr w:type="spellStart"/>
+      <w:r>
+        <w:t>contemporains</w:t>
+      </w:r>
+      <w:proofErr w:type="spellEnd"/>
+      <w:r>
+        <w:t xml:space="preserve"> </w:t>
+      </w:r>
+      <w:proofErr w:type="spellStart"/>
+      <w:r>
+        <w:t>furent</w:t>
+      </w:r>
+      <w:proofErr w:type="spellEnd"/>
+      <w:r>
+        <w:t xml:space="preserve"> </w:t>
+      </w:r>
+      <w:proofErr w:type="spellStart"/>
+      <w:r>
+        <w:t>déconcertés</w:t>
+      </w:r>
+      <w:proofErr w:type="spellEnd"/>
+      <w:r>
+        <w:t xml:space="preserve"> par le </w:t>
+      </w:r>
+      <w:proofErr w:type="spellStart"/>
+      <w:r>
+        <w:t>naturalisme</w:t>
+      </w:r>
+      <w:proofErr w:type="spellEnd"/>
+      <w:r>
+        <w:t xml:space="preserve"> "</w:t>
+      </w:r>
+      <w:proofErr w:type="spellStart"/>
+      <w:r>
+        <w:t>populaire</w:t>
+      </w:r>
+      <w:proofErr w:type="spellEnd"/>
+      <w:r>
+        <w:t xml:space="preserve">" </w:t>
+      </w:r>
+      <w:proofErr w:type="spellStart"/>
+      <w:r>
+        <w:lastRenderedPageBreak/>
+        <w:t>des</w:t>
+      </w:r>
+      <w:proofErr w:type="spellEnd"/>
+      <w:r>
+        <w:t xml:space="preserve"> Carracci. À l'époque, </w:t>
+      </w:r>
+      <w:proofErr w:type="spellStart"/>
+      <w:r>
+        <w:t>peindre</w:t>
+      </w:r>
+      <w:proofErr w:type="spellEnd"/>
+      <w:r>
+        <w:t xml:space="preserve"> </w:t>
+      </w:r>
+      <w:proofErr w:type="spellStart"/>
+      <w:r>
+        <w:t>des</w:t>
+      </w:r>
+      <w:proofErr w:type="spellEnd"/>
+      <w:r>
+        <w:t xml:space="preserve"> </w:t>
+      </w:r>
+      <w:proofErr w:type="spellStart"/>
+      <w:r>
+        <w:t>bergers</w:t>
+      </w:r>
+      <w:proofErr w:type="spellEnd"/>
+      <w:r>
+        <w:t xml:space="preserve"> </w:t>
+      </w:r>
+      <w:proofErr w:type="spellStart"/>
+      <w:r>
+        <w:t>avec</w:t>
+      </w:r>
+      <w:proofErr w:type="spellEnd"/>
+      <w:r>
+        <w:t xml:space="preserve"> </w:t>
+      </w:r>
+      <w:proofErr w:type="spellStart"/>
+      <w:r>
+        <w:t>des</w:t>
+      </w:r>
+      <w:proofErr w:type="spellEnd"/>
+      <w:r>
+        <w:t xml:space="preserve"> </w:t>
+      </w:r>
+      <w:proofErr w:type="spellStart"/>
+      <w:r>
+        <w:t>visages</w:t>
+      </w:r>
+      <w:proofErr w:type="spellEnd"/>
+      <w:r>
+        <w:t xml:space="preserve"> </w:t>
+      </w:r>
+      <w:proofErr w:type="spellStart"/>
+      <w:r>
+        <w:t>marqués</w:t>
+      </w:r>
+      <w:proofErr w:type="spellEnd"/>
+      <w:r>
+        <w:t xml:space="preserve"> par la fatigue, </w:t>
+      </w:r>
+      <w:proofErr w:type="spellStart"/>
+      <w:r>
+        <w:t>des</w:t>
+      </w:r>
+      <w:proofErr w:type="spellEnd"/>
+      <w:r>
+        <w:t xml:space="preserve"> </w:t>
+      </w:r>
+      <w:proofErr w:type="spellStart"/>
+      <w:r>
+        <w:t>vêtements</w:t>
+      </w:r>
+      <w:proofErr w:type="spellEnd"/>
+      <w:r>
+        <w:t xml:space="preserve"> </w:t>
+      </w:r>
+      <w:proofErr w:type="spellStart"/>
+      <w:r>
+        <w:t>humbles</w:t>
+      </w:r>
+      <w:proofErr w:type="spellEnd"/>
+      <w:r>
+        <w:t xml:space="preserve"> </w:t>
+      </w:r>
+      <w:proofErr w:type="spellStart"/>
+      <w:r>
+        <w:t>ou</w:t>
+      </w:r>
+      <w:proofErr w:type="spellEnd"/>
+      <w:r>
+        <w:t xml:space="preserve"> </w:t>
+      </w:r>
+      <w:proofErr w:type="spellStart"/>
+      <w:r>
+        <w:t>des</w:t>
+      </w:r>
+      <w:proofErr w:type="spellEnd"/>
+      <w:r>
+        <w:t xml:space="preserve"> </w:t>
+      </w:r>
+      <w:proofErr w:type="spellStart"/>
+      <w:r>
+        <w:t>détails</w:t>
+      </w:r>
+      <w:proofErr w:type="spellEnd"/>
+      <w:r>
+        <w:t xml:space="preserve"> physiques </w:t>
+      </w:r>
+      <w:proofErr w:type="spellStart"/>
+      <w:r>
+        <w:t>trop</w:t>
+      </w:r>
+      <w:proofErr w:type="spellEnd"/>
+      <w:r>
+        <w:t xml:space="preserve"> </w:t>
+      </w:r>
+      <w:proofErr w:type="spellStart"/>
+      <w:r>
+        <w:t>véritables</w:t>
+      </w:r>
+      <w:proofErr w:type="spellEnd"/>
+      <w:r>
+        <w:t xml:space="preserve"> (</w:t>
+      </w:r>
+      <w:proofErr w:type="spellStart"/>
+      <w:r>
+        <w:t>comme</w:t>
+      </w:r>
+      <w:proofErr w:type="spellEnd"/>
+      <w:r>
+        <w:t xml:space="preserve"> </w:t>
+      </w:r>
+      <w:proofErr w:type="spellStart"/>
+      <w:r>
+        <w:t>les</w:t>
+      </w:r>
+      <w:proofErr w:type="spellEnd"/>
+      <w:r>
+        <w:t xml:space="preserve"> </w:t>
+      </w:r>
+      <w:proofErr w:type="spellStart"/>
+      <w:r>
+        <w:t>célèbres</w:t>
+      </w:r>
+      <w:proofErr w:type="spellEnd"/>
+      <w:r>
+        <w:t xml:space="preserve"> </w:t>
+      </w:r>
+      <w:proofErr w:type="spellStart"/>
+      <w:r>
+        <w:t>pieds</w:t>
+      </w:r>
+      <w:proofErr w:type="spellEnd"/>
+      <w:r>
+        <w:t xml:space="preserve"> </w:t>
+      </w:r>
+      <w:proofErr w:type="spellStart"/>
+      <w:r>
+        <w:t>calleux</w:t>
+      </w:r>
+      <w:proofErr w:type="spellEnd"/>
+      <w:r>
+        <w:t xml:space="preserve"> </w:t>
+      </w:r>
+      <w:proofErr w:type="spellStart"/>
+      <w:r>
+        <w:t>reprochés</w:t>
+      </w:r>
+      <w:proofErr w:type="spellEnd"/>
+      <w:r>
+        <w:t xml:space="preserve"> à Saint François </w:t>
+      </w:r>
+      <w:proofErr w:type="spellStart"/>
+      <w:r>
+        <w:t>dans</w:t>
+      </w:r>
+      <w:proofErr w:type="spellEnd"/>
+      <w:r>
+        <w:t xml:space="preserve"> d'</w:t>
+      </w:r>
+      <w:proofErr w:type="spellStart"/>
+      <w:r>
+        <w:t>autres</w:t>
+      </w:r>
+      <w:proofErr w:type="spellEnd"/>
+      <w:r>
+        <w:t xml:space="preserve"> </w:t>
+      </w:r>
+      <w:proofErr w:type="spellStart"/>
+      <w:r>
+        <w:t>retables</w:t>
+      </w:r>
+      <w:proofErr w:type="spellEnd"/>
+      <w:r>
+        <w:t xml:space="preserve">) </w:t>
+      </w:r>
+      <w:proofErr w:type="spellStart"/>
+      <w:r>
+        <w:t>était</w:t>
+      </w:r>
+      <w:proofErr w:type="spellEnd"/>
+      <w:r>
+        <w:t xml:space="preserve"> </w:t>
+      </w:r>
+      <w:proofErr w:type="spellStart"/>
+      <w:r>
+        <w:t>considéré</w:t>
+      </w:r>
+      <w:proofErr w:type="spellEnd"/>
+      <w:r>
+        <w:t xml:space="preserve"> </w:t>
+      </w:r>
+      <w:proofErr w:type="spellStart"/>
+      <w:r>
+        <w:t>comme</w:t>
+      </w:r>
+      <w:proofErr w:type="spellEnd"/>
+      <w:r>
+        <w:t xml:space="preserve"> un </w:t>
+      </w:r>
+      <w:proofErr w:type="spellStart"/>
+      <w:r>
+        <w:t>détail</w:t>
+      </w:r>
+      <w:proofErr w:type="spellEnd"/>
+      <w:r>
+        <w:t xml:space="preserve"> "</w:t>
+      </w:r>
+      <w:proofErr w:type="spellStart"/>
+      <w:r>
+        <w:t>excessif</w:t>
+      </w:r>
+      <w:proofErr w:type="spellEnd"/>
+      <w:r>
+        <w:t xml:space="preserve">" et </w:t>
+      </w:r>
+      <w:proofErr w:type="spellStart"/>
+      <w:r>
+        <w:t>manquant</w:t>
+      </w:r>
+      <w:proofErr w:type="spellEnd"/>
+      <w:r>
+        <w:t xml:space="preserve"> de </w:t>
+      </w:r>
+      <w:proofErr w:type="spellStart"/>
+      <w:r>
+        <w:t>bienséance</w:t>
+      </w:r>
+      <w:proofErr w:type="spellEnd"/>
+      <w:r>
+        <w:t xml:space="preserve"> </w:t>
+      </w:r>
+      <w:proofErr w:type="spellStart"/>
+      <w:r>
+        <w:t>religieuse</w:t>
+      </w:r>
+      <w:proofErr w:type="spellEnd"/>
+      <w:r>
+        <w:t>.</w:t>
+      </w:r>
+    </w:p>
+    <w:p>
+      <w:r>
+        <w:t xml:space="preserve">Pour la </w:t>
+      </w:r>
+      <w:proofErr w:type="spellStart"/>
+      <w:r>
+        <w:t>critique</w:t>
+      </w:r>
+      <w:proofErr w:type="spellEnd"/>
+      <w:r>
+        <w:t xml:space="preserve"> moderne, en revanche, ce </w:t>
+      </w:r>
+      <w:proofErr w:type="spellStart"/>
+      <w:r>
+        <w:t>langage</w:t>
+      </w:r>
+      <w:proofErr w:type="spellEnd"/>
+      <w:r>
+        <w:t xml:space="preserve"> </w:t>
+      </w:r>
+      <w:proofErr w:type="spellStart"/>
+      <w:r>
+        <w:t>dépouille</w:t>
+      </w:r>
+      <w:proofErr w:type="spellEnd"/>
+      <w:r>
+        <w:t xml:space="preserve"> la </w:t>
+      </w:r>
+      <w:proofErr w:type="spellStart"/>
+      <w:r>
+        <w:t>scène</w:t>
+      </w:r>
+      <w:proofErr w:type="spellEnd"/>
+      <w:r>
+        <w:t xml:space="preserve"> </w:t>
+      </w:r>
+      <w:proofErr w:type="spellStart"/>
+      <w:r>
+        <w:t>sacrée</w:t>
+      </w:r>
+      <w:proofErr w:type="spellEnd"/>
+      <w:r>
+        <w:t xml:space="preserve"> de </w:t>
+      </w:r>
+      <w:proofErr w:type="spellStart"/>
+      <w:r>
+        <w:t>toute</w:t>
+      </w:r>
+      <w:proofErr w:type="spellEnd"/>
+      <w:r>
+        <w:t xml:space="preserve"> </w:t>
+      </w:r>
+      <w:proofErr w:type="spellStart"/>
+      <w:r>
+        <w:t>rhétorique</w:t>
+      </w:r>
+      <w:proofErr w:type="spellEnd"/>
+      <w:r>
+        <w:t xml:space="preserve">, </w:t>
+      </w:r>
+      <w:proofErr w:type="spellStart"/>
+      <w:r>
+        <w:t>ancrant</w:t>
+      </w:r>
+      <w:proofErr w:type="spellEnd"/>
+      <w:r>
+        <w:t xml:space="preserve"> l'</w:t>
+      </w:r>
+      <w:proofErr w:type="spellStart"/>
+      <w:r>
+        <w:t>événement</w:t>
+      </w:r>
+      <w:proofErr w:type="spellEnd"/>
+      <w:r>
+        <w:t xml:space="preserve"> divin </w:t>
+      </w:r>
+      <w:proofErr w:type="spellStart"/>
+      <w:r>
+        <w:t>dans</w:t>
+      </w:r>
+      <w:proofErr w:type="spellEnd"/>
+      <w:r>
+        <w:t xml:space="preserve"> le </w:t>
+      </w:r>
+      <w:proofErr w:type="spellStart"/>
+      <w:r>
+        <w:t>quotidien</w:t>
+      </w:r>
+      <w:proofErr w:type="spellEnd"/>
+      <w:r>
+        <w:t xml:space="preserve"> et </w:t>
+      </w:r>
+      <w:proofErr w:type="spellStart"/>
+      <w:r>
+        <w:t>faisant</w:t>
+      </w:r>
+      <w:proofErr w:type="spellEnd"/>
+      <w:r>
+        <w:t xml:space="preserve"> </w:t>
+      </w:r>
+      <w:proofErr w:type="spellStart"/>
+      <w:r>
+        <w:t>des</w:t>
+      </w:r>
+      <w:proofErr w:type="spellEnd"/>
+      <w:r>
+        <w:t xml:space="preserve"> Carracci </w:t>
+      </w:r>
+      <w:proofErr w:type="spellStart"/>
+      <w:r>
+        <w:t>les</w:t>
+      </w:r>
+      <w:proofErr w:type="spellEnd"/>
+      <w:r>
+        <w:t xml:space="preserve"> </w:t>
+      </w:r>
+      <w:proofErr w:type="spellStart"/>
+      <w:r>
+        <w:t>grands</w:t>
+      </w:r>
+      <w:proofErr w:type="spellEnd"/>
+      <w:r>
+        <w:t xml:space="preserve"> </w:t>
+      </w:r>
+      <w:proofErr w:type="spellStart"/>
+      <w:r>
+        <w:t>pionniers</w:t>
+      </w:r>
+      <w:proofErr w:type="spellEnd"/>
+      <w:r>
+        <w:t xml:space="preserve"> de la </w:t>
+      </w:r>
+      <w:proofErr w:type="spellStart"/>
+      <w:r>
+        <w:t>peinture</w:t>
+      </w:r>
+      <w:proofErr w:type="spellEnd"/>
+      <w:r>
+        <w:t xml:space="preserve"> </w:t>
+      </w:r>
+      <w:proofErr w:type="spellStart"/>
+      <w:r>
+        <w:t>baroque</w:t>
+      </w:r>
+      <w:proofErr w:type="spellEnd"/>
+      <w:r>
+        <w:t xml:space="preserve"> européenne.</w:t>
+      </w:r>
+    </w:p>
+    <w:p>
+      <w:pPr>
+        <w:rPr>
+          <w:b/>
+          <w:bCs/>
+        </w:rPr>
+      </w:pPr>
+      <w:proofErr w:type="spellStart"/>
+      <w:r>
+        <w:rPr>
+          <w:b/>
+          <w:bCs/>
+        </w:rPr>
+        <w:t>Anecdotes</w:t>
+      </w:r>
+      <w:proofErr w:type="spellEnd"/>
+      <w:r>
+        <w:rPr>
+          <w:b/>
+          <w:bCs/>
+        </w:rPr>
+        <w:t xml:space="preserve"> et </w:t>
+      </w:r>
+      <w:proofErr w:type="spellStart"/>
+      <w:r>
+        <w:rPr>
+          <w:b/>
+          <w:bCs/>
+        </w:rPr>
+        <w:t>Curiosités</w:t>
+      </w:r>
+      <w:proofErr w:type="spellEnd"/>
     </w:p>
     <w:p>
       <w:pPr>
@@ -118,20 +1250,284 @@
           <w:b/>
           <w:bCs/>
         </w:rPr>
-        <w:t xml:space="preserve">Artiste : </w:t>
-      </w:r>
-      <w:r>
-        <w:t xml:space="preserve">L'œuvre est attribuée à </w:t>
-      </w:r>
-      <w:r>
-        <w:rPr>
-          <w:b/>
-          <w:bCs/>
-        </w:rPr>
-        <w:t xml:space="preserve">Agostino Carracci </w:t>
-      </w:r>
-      <w:r>
-        <w:t>(Bologne, 1557 – Parme, 1602), l'un des fondateurs de l'Accademia degli Incamminati, avec son frère Annibale et son cousin Ludovico.</w:t>
+        <w:t xml:space="preserve">Agostino le </w:t>
+      </w:r>
+      <w:proofErr w:type="spellStart"/>
+      <w:proofErr w:type="gramStart"/>
+      <w:r>
+        <w:rPr>
+          <w:b/>
+          <w:bCs/>
+        </w:rPr>
+        <w:t>Graveur</w:t>
+      </w:r>
+      <w:proofErr w:type="spellEnd"/>
+      <w:r>
+        <w:rPr>
+          <w:b/>
+          <w:bCs/>
+        </w:rPr>
+        <w:t xml:space="preserve"> :</w:t>
+      </w:r>
+      <w:proofErr w:type="gramEnd"/>
+      <w:r>
+        <w:t xml:space="preserve"> Agostino n'</w:t>
+      </w:r>
+      <w:proofErr w:type="spellStart"/>
+      <w:r>
+        <w:t>était</w:t>
+      </w:r>
+      <w:proofErr w:type="spellEnd"/>
+      <w:r>
+        <w:t xml:space="preserve"> </w:t>
+      </w:r>
+      <w:proofErr w:type="spellStart"/>
+      <w:r>
+        <w:t>pas</w:t>
+      </w:r>
+      <w:proofErr w:type="spellEnd"/>
+      <w:r>
+        <w:t xml:space="preserve"> </w:t>
+      </w:r>
+      <w:proofErr w:type="spellStart"/>
+      <w:r>
+        <w:t>seulement</w:t>
+      </w:r>
+      <w:proofErr w:type="spellEnd"/>
+      <w:r>
+        <w:t xml:space="preserve"> </w:t>
+      </w:r>
+      <w:proofErr w:type="spellStart"/>
+      <w:r>
+        <w:t>peintre</w:t>
+      </w:r>
+      <w:proofErr w:type="spellEnd"/>
+      <w:r>
+        <w:t xml:space="preserve">, mais </w:t>
+      </w:r>
+      <w:proofErr w:type="spellStart"/>
+      <w:r>
+        <w:t>aussi</w:t>
+      </w:r>
+      <w:proofErr w:type="spellEnd"/>
+      <w:r>
+        <w:t xml:space="preserve"> l'un </w:t>
+      </w:r>
+      <w:proofErr w:type="spellStart"/>
+      <w:r>
+        <w:t>des</w:t>
+      </w:r>
+      <w:proofErr w:type="spellEnd"/>
+      <w:r>
+        <w:t xml:space="preserve"> plus </w:t>
+      </w:r>
+      <w:proofErr w:type="spellStart"/>
+      <w:r>
+        <w:t>grands</w:t>
+      </w:r>
+      <w:proofErr w:type="spellEnd"/>
+      <w:r>
+        <w:t xml:space="preserve"> </w:t>
+      </w:r>
+      <w:proofErr w:type="spellStart"/>
+      <w:r>
+        <w:t>graveurs</w:t>
+      </w:r>
+      <w:proofErr w:type="spellEnd"/>
+      <w:r>
+        <w:t xml:space="preserve"> de la Renaissance et </w:t>
+      </w:r>
+      <w:proofErr w:type="spellStart"/>
+      <w:r>
+        <w:t>du</w:t>
+      </w:r>
+      <w:proofErr w:type="spellEnd"/>
+      <w:r>
+        <w:t xml:space="preserve"> </w:t>
+      </w:r>
+      <w:proofErr w:type="spellStart"/>
+      <w:r>
+        <w:t>Baroque</w:t>
+      </w:r>
+      <w:proofErr w:type="spellEnd"/>
+      <w:r>
+        <w:t xml:space="preserve">. Sa </w:t>
+      </w:r>
+      <w:proofErr w:type="spellStart"/>
+      <w:r>
+        <w:t>maîtrise</w:t>
+      </w:r>
+      <w:proofErr w:type="spellEnd"/>
+      <w:r>
+        <w:t xml:space="preserve"> </w:t>
+      </w:r>
+      <w:proofErr w:type="spellStart"/>
+      <w:r>
+        <w:t>du</w:t>
+      </w:r>
+      <w:proofErr w:type="spellEnd"/>
+      <w:r>
+        <w:t xml:space="preserve"> </w:t>
+      </w:r>
+      <w:proofErr w:type="spellStart"/>
+      <w:r>
+        <w:t>dessin</w:t>
+      </w:r>
+      <w:proofErr w:type="spellEnd"/>
+      <w:r>
+        <w:t xml:space="preserve"> technique et </w:t>
+      </w:r>
+      <w:proofErr w:type="spellStart"/>
+      <w:r>
+        <w:t>du</w:t>
+      </w:r>
+      <w:proofErr w:type="spellEnd"/>
+      <w:r>
+        <w:t xml:space="preserve"> </w:t>
+      </w:r>
+      <w:proofErr w:type="spellStart"/>
+      <w:r>
+        <w:t>rendu</w:t>
+      </w:r>
+      <w:proofErr w:type="spellEnd"/>
+      <w:r>
+        <w:t xml:space="preserve"> de la lumière se </w:t>
+      </w:r>
+      <w:proofErr w:type="spellStart"/>
+      <w:r>
+        <w:t>reflète</w:t>
+      </w:r>
+      <w:proofErr w:type="spellEnd"/>
+      <w:r>
+        <w:t xml:space="preserve"> </w:t>
+      </w:r>
+      <w:proofErr w:type="spellStart"/>
+      <w:r>
+        <w:t>clairement</w:t>
+      </w:r>
+      <w:proofErr w:type="spellEnd"/>
+      <w:r>
+        <w:t xml:space="preserve"> </w:t>
+      </w:r>
+      <w:proofErr w:type="spellStart"/>
+      <w:r>
+        <w:t>dans</w:t>
+      </w:r>
+      <w:proofErr w:type="spellEnd"/>
+      <w:r>
+        <w:t xml:space="preserve"> </w:t>
+      </w:r>
+      <w:proofErr w:type="spellStart"/>
+      <w:r>
+        <w:t>les</w:t>
+      </w:r>
+      <w:proofErr w:type="spellEnd"/>
+      <w:r>
+        <w:t xml:space="preserve"> </w:t>
+      </w:r>
+      <w:proofErr w:type="spellStart"/>
+      <w:r>
+        <w:t>contrastes</w:t>
+      </w:r>
+      <w:proofErr w:type="spellEnd"/>
+      <w:r>
+        <w:t xml:space="preserve"> de </w:t>
+      </w:r>
+      <w:proofErr w:type="spellStart"/>
+      <w:r>
+        <w:t>clair-obscur</w:t>
+      </w:r>
+      <w:proofErr w:type="spellEnd"/>
+      <w:r>
+        <w:t xml:space="preserve"> de l'</w:t>
+      </w:r>
+      <w:proofErr w:type="spellStart"/>
+      <w:r>
+        <w:t>œuvre</w:t>
+      </w:r>
+      <w:proofErr w:type="spellEnd"/>
+      <w:r>
+        <w:t xml:space="preserve">, </w:t>
+      </w:r>
+      <w:proofErr w:type="spellStart"/>
+      <w:r>
+        <w:t>où</w:t>
+      </w:r>
+      <w:proofErr w:type="spellEnd"/>
+      <w:r>
+        <w:t xml:space="preserve"> la lumière </w:t>
+      </w:r>
+      <w:proofErr w:type="spellStart"/>
+      <w:r>
+        <w:t>semble</w:t>
+      </w:r>
+      <w:proofErr w:type="spellEnd"/>
+      <w:r>
+        <w:t xml:space="preserve"> </w:t>
+      </w:r>
+      <w:proofErr w:type="spellStart"/>
+      <w:r>
+        <w:t>émaner</w:t>
+      </w:r>
+      <w:proofErr w:type="spellEnd"/>
+      <w:r>
+        <w:t xml:space="preserve"> </w:t>
+      </w:r>
+      <w:proofErr w:type="spellStart"/>
+      <w:r>
+        <w:t>directement</w:t>
+      </w:r>
+      <w:proofErr w:type="spellEnd"/>
+      <w:r>
+        <w:t xml:space="preserve"> de l'Enfant Jésus pour </w:t>
+      </w:r>
+      <w:proofErr w:type="spellStart"/>
+      <w:r>
+        <w:t>éclairer</w:t>
+      </w:r>
+      <w:proofErr w:type="spellEnd"/>
+      <w:r>
+        <w:t xml:space="preserve"> </w:t>
+      </w:r>
+      <w:proofErr w:type="spellStart"/>
+      <w:r>
+        <w:t>les</w:t>
+      </w:r>
+      <w:proofErr w:type="spellEnd"/>
+      <w:r>
+        <w:t xml:space="preserve"> </w:t>
+      </w:r>
+      <w:proofErr w:type="spellStart"/>
+      <w:r>
+        <w:t>visages</w:t>
+      </w:r>
+      <w:proofErr w:type="spellEnd"/>
+      <w:r>
+        <w:t xml:space="preserve"> </w:t>
+      </w:r>
+      <w:proofErr w:type="spellStart"/>
+      <w:r>
+        <w:t>rugueux</w:t>
+      </w:r>
+      <w:proofErr w:type="spellEnd"/>
+      <w:r>
+        <w:t xml:space="preserve"> </w:t>
+      </w:r>
+      <w:proofErr w:type="spellStart"/>
+      <w:r>
+        <w:t>des</w:t>
+      </w:r>
+      <w:proofErr w:type="spellEnd"/>
+      <w:r>
+        <w:t xml:space="preserve"> </w:t>
+      </w:r>
+      <w:proofErr w:type="spellStart"/>
+      <w:r>
+        <w:t>bergers</w:t>
+      </w:r>
+      <w:proofErr w:type="spellEnd"/>
+      <w:r>
+        <w:t>.</w:t>
       </w:r>
     </w:p>
     <w:p>
@@ -146,10 +1542,23 @@
           <w:b/>
           <w:bCs/>
         </w:rPr>
-        <w:t xml:space="preserve">Date : </w:t>
-      </w:r>
-      <w:r>
-        <w:t xml:space="preserve">Il a été peint vers </w:t>
+        <w:t xml:space="preserve">Le Savant </w:t>
+      </w:r>
+      <w:proofErr w:type="spellStart"/>
+      <w:r>
+        <w:rPr>
+          <w:b/>
+          <w:bCs/>
+        </w:rPr>
+        <w:t>du</w:t>
+      </w:r>
+      <w:proofErr w:type="spellEnd"/>
+      <w:r>
+        <w:rPr>
+          <w:b/>
+          <w:bCs/>
+        </w:rPr>
+        <w:t xml:space="preserve"> </w:t>
       </w:r>
       <w:proofErr w:type="gramStart"/>
       <w:r>
@@ -157,113 +1566,746 @@
           <w:b/>
           <w:bCs/>
         </w:rPr>
-        <w:t xml:space="preserve">1595 </w:t>
-      </w:r>
-      <w:r>
-        <w:t>.</w:t>
+        <w:t>Groupe :</w:t>
       </w:r>
       <w:proofErr w:type="gramEnd"/>
+      <w:r>
+        <w:t xml:space="preserve"> Par </w:t>
+      </w:r>
+      <w:proofErr w:type="spellStart"/>
+      <w:r>
+        <w:t>rapport</w:t>
+      </w:r>
+      <w:proofErr w:type="spellEnd"/>
+      <w:r>
+        <w:t xml:space="preserve"> à son </w:t>
+      </w:r>
+      <w:proofErr w:type="spellStart"/>
+      <w:r>
+        <w:t>frère</w:t>
+      </w:r>
+      <w:proofErr w:type="spellEnd"/>
+      <w:r>
+        <w:t xml:space="preserve"> Annibale (plus </w:t>
+      </w:r>
+      <w:proofErr w:type="spellStart"/>
+      <w:r>
+        <w:t>instinctif</w:t>
+      </w:r>
+      <w:proofErr w:type="spellEnd"/>
+      <w:r>
+        <w:t xml:space="preserve"> et </w:t>
+      </w:r>
+      <w:proofErr w:type="spellStart"/>
+      <w:r>
+        <w:t>émotionnel</w:t>
+      </w:r>
+      <w:proofErr w:type="spellEnd"/>
+      <w:r>
+        <w:t xml:space="preserve">) </w:t>
+      </w:r>
+      <w:proofErr w:type="gramStart"/>
+      <w:r>
+        <w:t>et à</w:t>
+      </w:r>
+      <w:proofErr w:type="gramEnd"/>
+      <w:r>
+        <w:t xml:space="preserve"> son </w:t>
+      </w:r>
+      <w:proofErr w:type="spellStart"/>
+      <w:r>
+        <w:t>cousin</w:t>
+      </w:r>
+      <w:proofErr w:type="spellEnd"/>
+      <w:r>
+        <w:t xml:space="preserve"> Ludovico (plus </w:t>
+      </w:r>
+      <w:proofErr w:type="spellStart"/>
+      <w:r>
+        <w:t>dramatique</w:t>
+      </w:r>
+      <w:proofErr w:type="spellEnd"/>
+      <w:r>
+        <w:t xml:space="preserve">), Agostino </w:t>
+      </w:r>
+      <w:proofErr w:type="spellStart"/>
+      <w:r>
+        <w:t>était</w:t>
+      </w:r>
+      <w:proofErr w:type="spellEnd"/>
+      <w:r>
+        <w:t xml:space="preserve"> le "</w:t>
+      </w:r>
+      <w:proofErr w:type="spellStart"/>
+      <w:r>
+        <w:t>savant</w:t>
+      </w:r>
+      <w:proofErr w:type="spellEnd"/>
+      <w:r>
+        <w:t xml:space="preserve">" </w:t>
+      </w:r>
+      <w:proofErr w:type="spellStart"/>
+      <w:r>
+        <w:t>du</w:t>
+      </w:r>
+      <w:proofErr w:type="spellEnd"/>
+      <w:r>
+        <w:t xml:space="preserve"> </w:t>
+      </w:r>
+      <w:proofErr w:type="spellStart"/>
+      <w:proofErr w:type="gramStart"/>
+      <w:r>
+        <w:t>groupe</w:t>
+      </w:r>
+      <w:proofErr w:type="spellEnd"/>
+      <w:r>
+        <w:t xml:space="preserve"> :</w:t>
+      </w:r>
+      <w:proofErr w:type="gramEnd"/>
+      <w:r>
+        <w:t xml:space="preserve"> il a </w:t>
+      </w:r>
+      <w:proofErr w:type="spellStart"/>
+      <w:r>
+        <w:t>étudié</w:t>
+      </w:r>
+      <w:proofErr w:type="spellEnd"/>
+      <w:r>
+        <w:t xml:space="preserve"> </w:t>
+      </w:r>
+      <w:proofErr w:type="spellStart"/>
+      <w:r>
+        <w:t>attentivement</w:t>
+      </w:r>
+      <w:proofErr w:type="spellEnd"/>
+      <w:r>
+        <w:t xml:space="preserve"> </w:t>
+      </w:r>
+      <w:proofErr w:type="spellStart"/>
+      <w:r>
+        <w:t>l'anatomie</w:t>
+      </w:r>
+      <w:proofErr w:type="spellEnd"/>
+      <w:r>
+        <w:t xml:space="preserve">, la </w:t>
+      </w:r>
+      <w:proofErr w:type="spellStart"/>
+      <w:r>
+        <w:t>perspective</w:t>
+      </w:r>
+      <w:proofErr w:type="spellEnd"/>
+      <w:r>
+        <w:t xml:space="preserve"> et </w:t>
+      </w:r>
+      <w:proofErr w:type="spellStart"/>
+      <w:r>
+        <w:t>les</w:t>
+      </w:r>
+      <w:proofErr w:type="spellEnd"/>
+      <w:r>
+        <w:t xml:space="preserve"> sources </w:t>
+      </w:r>
+      <w:proofErr w:type="spellStart"/>
+      <w:r>
+        <w:t>classiques</w:t>
+      </w:r>
+      <w:proofErr w:type="spellEnd"/>
+      <w:r>
+        <w:t xml:space="preserve">, </w:t>
+      </w:r>
+      <w:proofErr w:type="spellStart"/>
+      <w:r>
+        <w:t>conférant</w:t>
+      </w:r>
+      <w:proofErr w:type="spellEnd"/>
+      <w:r>
+        <w:t xml:space="preserve"> à </w:t>
+      </w:r>
+      <w:proofErr w:type="spellStart"/>
+      <w:r>
+        <w:t>cette</w:t>
+      </w:r>
+      <w:proofErr w:type="spellEnd"/>
+      <w:r>
+        <w:t xml:space="preserve"> </w:t>
+      </w:r>
+      <w:proofErr w:type="spellStart"/>
+      <w:r>
+        <w:t>œuvre</w:t>
+      </w:r>
+      <w:proofErr w:type="spellEnd"/>
+      <w:r>
+        <w:t xml:space="preserve"> un </w:t>
+      </w:r>
+      <w:proofErr w:type="spellStart"/>
+      <w:r>
+        <w:t>équilibre</w:t>
+      </w:r>
+      <w:proofErr w:type="spellEnd"/>
+      <w:r>
+        <w:t xml:space="preserve"> </w:t>
+      </w:r>
+      <w:proofErr w:type="spellStart"/>
+      <w:r>
+        <w:t>compositif</w:t>
+      </w:r>
+      <w:proofErr w:type="spellEnd"/>
+      <w:r>
+        <w:t xml:space="preserve"> parfait.</w:t>
+      </w:r>
     </w:p>
     <w:p>
       <w:pPr>
-        <w:numPr>
-          <w:ilvl w:val="0"/>
-          <w:numId w:val="1"/>
-        </w:numPr>
+        <w:rPr>
+          <w:b/>
+          <w:bCs/>
+        </w:rPr>
       </w:pPr>
       <w:r>
         <w:rPr>
           <w:b/>
           <w:bCs/>
         </w:rPr>
-        <w:t xml:space="preserve">Emplacement : </w:t>
-      </w:r>
-      <w:r>
-        <w:t xml:space="preserve">Elle se trouve dans la </w:t>
-      </w:r>
-      <w:r>
-        <w:rPr>
-          <w:b/>
-          <w:bCs/>
-        </w:rPr>
-        <w:t xml:space="preserve">première chapelle à gauche </w:t>
-      </w:r>
-      <w:r>
-        <w:t>de l'église.</w:t>
-      </w:r>
+        <w:t xml:space="preserve">Le Drame de la Guerre et la </w:t>
+      </w:r>
+      <w:proofErr w:type="spellStart"/>
+      <w:r>
+        <w:rPr>
+          <w:b/>
+          <w:bCs/>
+        </w:rPr>
+        <w:t>Restauration</w:t>
+      </w:r>
+      <w:proofErr w:type="spellEnd"/>
     </w:p>
     <w:p>
-      <w:pPr>
-        <w:numPr>
-          <w:ilvl w:val="0"/>
-          <w:numId w:val="1"/>
-        </w:numPr>
-      </w:pPr>
-      <w:r>
-        <w:rPr>
-          <w:b/>
-          <w:bCs/>
-        </w:rPr>
-        <w:t xml:space="preserve">Caractéristiques : </w:t>
-      </w:r>
-      <w:r>
-        <w:t xml:space="preserve">Ce tableau est réputé pour son </w:t>
-      </w:r>
-      <w:r>
-        <w:rPr>
-          <w:b/>
-          <w:bCs/>
-        </w:rPr>
-        <w:t xml:space="preserve">réalisme </w:t>
-      </w:r>
+      <w:r>
+        <w:t xml:space="preserve">Pendant la </w:t>
+      </w:r>
+      <w:r>
+        <w:rPr>
+          <w:b/>
+          <w:bCs/>
+        </w:rPr>
+        <w:t>Seconde Guerre mondiale</w:t>
+      </w:r>
+      <w:r>
+        <w:t>, l'</w:t>
+      </w:r>
+      <w:proofErr w:type="spellStart"/>
+      <w:r>
+        <w:t>église</w:t>
+      </w:r>
+      <w:proofErr w:type="spellEnd"/>
+      <w:r>
+        <w:t xml:space="preserve"> a </w:t>
+      </w:r>
+      <w:proofErr w:type="spellStart"/>
+      <w:r>
+        <w:t>été</w:t>
+      </w:r>
+      <w:proofErr w:type="spellEnd"/>
+      <w:r>
+        <w:t xml:space="preserve"> </w:t>
+      </w:r>
+      <w:proofErr w:type="spellStart"/>
+      <w:r>
+        <w:t>touchée</w:t>
+      </w:r>
+      <w:proofErr w:type="spellEnd"/>
+      <w:r>
+        <w:t xml:space="preserve"> par </w:t>
+      </w:r>
+      <w:proofErr w:type="spellStart"/>
+      <w:r>
+        <w:t>des</w:t>
+      </w:r>
+      <w:proofErr w:type="spellEnd"/>
+      <w:r>
+        <w:t xml:space="preserve"> </w:t>
+      </w:r>
+      <w:proofErr w:type="spellStart"/>
+      <w:r>
+        <w:t>bombardements</w:t>
+      </w:r>
+      <w:proofErr w:type="spellEnd"/>
+      <w:r>
+        <w:t xml:space="preserve"> </w:t>
+      </w:r>
+      <w:proofErr w:type="spellStart"/>
+      <w:r>
+        <w:t>alliés</w:t>
+      </w:r>
+      <w:proofErr w:type="spellEnd"/>
+      <w:r>
+        <w:t xml:space="preserve"> qui </w:t>
+      </w:r>
+      <w:proofErr w:type="spellStart"/>
+      <w:r>
+        <w:t>ont</w:t>
+      </w:r>
+      <w:proofErr w:type="spellEnd"/>
+      <w:r>
+        <w:t xml:space="preserve"> </w:t>
+      </w:r>
+      <w:proofErr w:type="spellStart"/>
+      <w:r>
+        <w:t>provoqué</w:t>
+      </w:r>
+      <w:proofErr w:type="spellEnd"/>
+      <w:r>
+        <w:t xml:space="preserve"> un </w:t>
+      </w:r>
+      <w:proofErr w:type="spellStart"/>
+      <w:r>
+        <w:t>incendie</w:t>
+      </w:r>
+      <w:proofErr w:type="spellEnd"/>
+      <w:r>
+        <w:t xml:space="preserve"> </w:t>
+      </w:r>
+      <w:proofErr w:type="spellStart"/>
+      <w:r>
+        <w:t>dévastateur</w:t>
+      </w:r>
+      <w:proofErr w:type="spellEnd"/>
+      <w:r>
+        <w:t xml:space="preserve"> à l'</w:t>
+      </w:r>
+      <w:proofErr w:type="spellStart"/>
+      <w:r>
+        <w:t>intérieur</w:t>
+      </w:r>
+      <w:proofErr w:type="spellEnd"/>
+      <w:r>
+        <w:t xml:space="preserve"> de la </w:t>
+      </w:r>
+      <w:proofErr w:type="spellStart"/>
+      <w:r>
+        <w:t>chapelle</w:t>
+      </w:r>
+      <w:proofErr w:type="spellEnd"/>
+      <w:r>
+        <w:t>. L'</w:t>
+      </w:r>
+      <w:proofErr w:type="spellStart"/>
+      <w:r>
+        <w:t>œuvre</w:t>
+      </w:r>
+      <w:proofErr w:type="spellEnd"/>
+      <w:r>
+        <w:t xml:space="preserve"> a </w:t>
+      </w:r>
+      <w:proofErr w:type="spellStart"/>
+      <w:r>
+        <w:t>failli</w:t>
+      </w:r>
+      <w:proofErr w:type="spellEnd"/>
+      <w:r>
+        <w:t xml:space="preserve"> </w:t>
+      </w:r>
+      <w:proofErr w:type="spellStart"/>
+      <w:r>
+        <w:t>être</w:t>
+      </w:r>
+      <w:proofErr w:type="spellEnd"/>
+      <w:r>
+        <w:t xml:space="preserve"> </w:t>
+      </w:r>
+      <w:proofErr w:type="spellStart"/>
+      <w:r>
+        <w:t>détruite</w:t>
+      </w:r>
+      <w:proofErr w:type="spellEnd"/>
+      <w:r>
+        <w:t xml:space="preserve"> à </w:t>
+      </w:r>
+      <w:proofErr w:type="spellStart"/>
       <w:proofErr w:type="gramStart"/>
       <w:r>
-        <w:rPr>
-          <w:b/>
-          <w:bCs/>
-        </w:rPr>
-        <w:t xml:space="preserve">marqué </w:t>
-      </w:r>
-      <w:r>
-        <w:t>,</w:t>
+        <w:t>jamais</w:t>
+      </w:r>
+      <w:proofErr w:type="spellEnd"/>
+      <w:r>
+        <w:t xml:space="preserve"> :</w:t>
       </w:r>
       <w:proofErr w:type="gramEnd"/>
       <w:r>
-        <w:t xml:space="preserve"> une caractéristique qui, selon des sources historiques (comme Malvasia dans « Felsina Pittrice »), avait suscité des critiques à l’époque, certains détails étant jugés « excessifs » (comme les pieds calleux de saint François dans une autre œuvre similaire ou le naturalisme de l’Enfant Jésus). Pour les critiques modernes, ce réalisme représente au contraire une rupture et une innovation.</w:t>
-      </w:r>
-    </w:p>
-    <w:p>
-      <w:pPr>
-        <w:numPr>
-          <w:ilvl w:val="0"/>
-          <w:numId w:val="1"/>
-        </w:numPr>
-      </w:pPr>
-      <w:r>
-        <w:rPr>
-          <w:b/>
-          <w:bCs/>
-        </w:rPr>
-        <w:t xml:space="preserve">État de conservation : </w:t>
-      </w:r>
-      <w:r>
-        <w:t xml:space="preserve">L'œuvre a été </w:t>
-      </w:r>
-      <w:r>
-        <w:rPr>
-          <w:b/>
-          <w:bCs/>
-        </w:rPr>
-        <w:t xml:space="preserve">endommagée </w:t>
-      </w:r>
-      <w:r>
-        <w:t>par un incendie lors des bombardements de la Seconde Guerre mondiale.</w:t>
+        <w:t xml:space="preserve"> la </w:t>
+      </w:r>
+      <w:proofErr w:type="spellStart"/>
+      <w:r>
+        <w:t>toile</w:t>
+      </w:r>
+      <w:proofErr w:type="spellEnd"/>
+      <w:r>
+        <w:t xml:space="preserve"> a </w:t>
+      </w:r>
+      <w:proofErr w:type="spellStart"/>
+      <w:r>
+        <w:t>subi</w:t>
+      </w:r>
+      <w:proofErr w:type="spellEnd"/>
+      <w:r>
+        <w:t xml:space="preserve"> de </w:t>
+      </w:r>
+      <w:proofErr w:type="spellStart"/>
+      <w:r>
+        <w:t>graves</w:t>
+      </w:r>
+      <w:proofErr w:type="spellEnd"/>
+      <w:r>
+        <w:t xml:space="preserve"> </w:t>
+      </w:r>
+      <w:proofErr w:type="spellStart"/>
+      <w:r>
+        <w:t>dommages</w:t>
+      </w:r>
+      <w:proofErr w:type="spellEnd"/>
+      <w:r>
+        <w:t xml:space="preserve"> </w:t>
+      </w:r>
+      <w:proofErr w:type="spellStart"/>
+      <w:r>
+        <w:t>dus</w:t>
+      </w:r>
+      <w:proofErr w:type="spellEnd"/>
+      <w:r>
+        <w:t xml:space="preserve"> à la </w:t>
+      </w:r>
+      <w:proofErr w:type="spellStart"/>
+      <w:r>
+        <w:t>chaleur</w:t>
+      </w:r>
+      <w:proofErr w:type="spellEnd"/>
+      <w:r>
+        <w:t xml:space="preserve">, à la </w:t>
+      </w:r>
+      <w:proofErr w:type="spellStart"/>
+      <w:r>
+        <w:t>fumée</w:t>
+      </w:r>
+      <w:proofErr w:type="spellEnd"/>
+      <w:r>
+        <w:t xml:space="preserve"> et </w:t>
+      </w:r>
+      <w:proofErr w:type="spellStart"/>
+      <w:r>
+        <w:t>aux</w:t>
+      </w:r>
+      <w:proofErr w:type="spellEnd"/>
+      <w:r>
+        <w:t xml:space="preserve"> </w:t>
+      </w:r>
+      <w:proofErr w:type="spellStart"/>
+      <w:r>
+        <w:t>brûlures</w:t>
+      </w:r>
+      <w:proofErr w:type="spellEnd"/>
+      <w:r>
+        <w:t xml:space="preserve">. La </w:t>
+      </w:r>
+      <w:proofErr w:type="spellStart"/>
+      <w:r>
+        <w:t>restauration</w:t>
+      </w:r>
+      <w:proofErr w:type="spellEnd"/>
+      <w:r>
+        <w:t xml:space="preserve"> </w:t>
+      </w:r>
+      <w:proofErr w:type="spellStart"/>
+      <w:r>
+        <w:t>ultérieure</w:t>
+      </w:r>
+      <w:proofErr w:type="spellEnd"/>
+      <w:r>
+        <w:t xml:space="preserve"> a </w:t>
+      </w:r>
+      <w:proofErr w:type="spellStart"/>
+      <w:r>
+        <w:t>réussi</w:t>
+      </w:r>
+      <w:proofErr w:type="spellEnd"/>
+      <w:r>
+        <w:t xml:space="preserve"> à </w:t>
+      </w:r>
+      <w:proofErr w:type="spellStart"/>
+      <w:r>
+        <w:t>rendre</w:t>
+      </w:r>
+      <w:proofErr w:type="spellEnd"/>
+      <w:r>
+        <w:t xml:space="preserve"> l'</w:t>
+      </w:r>
+      <w:proofErr w:type="spellStart"/>
+      <w:r>
+        <w:t>œuvre</w:t>
+      </w:r>
+      <w:proofErr w:type="spellEnd"/>
+      <w:r>
+        <w:t xml:space="preserve"> à la </w:t>
+      </w:r>
+      <w:proofErr w:type="spellStart"/>
+      <w:r>
+        <w:t>vue</w:t>
+      </w:r>
+      <w:proofErr w:type="spellEnd"/>
+      <w:r>
+        <w:t xml:space="preserve"> </w:t>
+      </w:r>
+      <w:proofErr w:type="spellStart"/>
+      <w:r>
+        <w:t>du</w:t>
+      </w:r>
+      <w:proofErr w:type="spellEnd"/>
+      <w:r>
+        <w:t xml:space="preserve"> public, tout en </w:t>
+      </w:r>
+      <w:proofErr w:type="spellStart"/>
+      <w:r>
+        <w:t>laissant</w:t>
+      </w:r>
+      <w:proofErr w:type="spellEnd"/>
+      <w:r>
+        <w:t xml:space="preserve"> sur la </w:t>
+      </w:r>
+      <w:proofErr w:type="spellStart"/>
+      <w:r>
+        <w:t>surface</w:t>
+      </w:r>
+      <w:proofErr w:type="spellEnd"/>
+      <w:r>
+        <w:t xml:space="preserve"> </w:t>
+      </w:r>
+      <w:proofErr w:type="spellStart"/>
+      <w:r>
+        <w:t>picturale</w:t>
+      </w:r>
+      <w:proofErr w:type="spellEnd"/>
+      <w:r>
+        <w:t xml:space="preserve"> </w:t>
+      </w:r>
+      <w:proofErr w:type="spellStart"/>
+      <w:r>
+        <w:t>les</w:t>
+      </w:r>
+      <w:proofErr w:type="spellEnd"/>
+      <w:r>
+        <w:t xml:space="preserve"> </w:t>
+      </w:r>
+      <w:proofErr w:type="spellStart"/>
+      <w:r>
+        <w:t>cicatrices</w:t>
+      </w:r>
+      <w:proofErr w:type="spellEnd"/>
+      <w:r>
+        <w:t xml:space="preserve"> </w:t>
+      </w:r>
+      <w:proofErr w:type="spellStart"/>
+      <w:r>
+        <w:t>visibles</w:t>
+      </w:r>
+      <w:proofErr w:type="spellEnd"/>
+      <w:r>
+        <w:t xml:space="preserve"> de l'histoire et de la </w:t>
+      </w:r>
+      <w:proofErr w:type="spellStart"/>
+      <w:r>
+        <w:t>mémoire</w:t>
+      </w:r>
+      <w:proofErr w:type="spellEnd"/>
+      <w:r>
+        <w:t xml:space="preserve"> de </w:t>
+      </w:r>
+      <w:proofErr w:type="gramStart"/>
+      <w:r>
+        <w:t>la ville</w:t>
+      </w:r>
+      <w:proofErr w:type="gramEnd"/>
+      <w:r>
+        <w:t>.</w:t>
       </w:r>
     </w:p>
     <w:p/>
     <w:p/>
-    <w:p/>
-    <w:p/>
+    <w:p>
+      <w:r>
+        <w:rPr>
+          <w:rFonts w:ascii="Arial" w:hAnsi="Arial"/>
+          <w:b/>
+          <w:color w:val="1A365D"/>
+          <w:sz w:val="26"/>
+        </w:rPr>
+        <w:t>Tabella delle Fonti e Certificazione</w:t>
+      </w:r>
+    </w:p>
+    <w:tbl>
+      <w:tblPr>
+        <w:tblW w:type="auto" w:w="0"/>
+        <w:jc w:val="center"/>
+        <w:tblLook w:firstColumn="1" w:firstRow="1" w:lastColumn="0" w:lastRow="0" w:noHBand="0" w:noVBand="1" w:val="04A0"/>
+      </w:tblPr>
+      <w:tblGrid>
+        <w:gridCol w:w="4819"/>
+        <w:gridCol w:w="4819"/>
+      </w:tblGrid>
+      <w:tr>
+        <w:tc>
+          <w:tcPr>
+            <w:tcW w:type="dxa" w:w="4819"/>
+            <w:shd w:fill="1A365D"/>
+          </w:tcPr>
+          <w:p>
+            <w:r>
+              <w:rPr>
+                <w:rFonts w:ascii="Arial" w:hAnsi="Arial"/>
+                <w:b/>
+                <w:color w:val="FFFFFF"/>
+                <w:sz w:val="20"/>
+              </w:rPr>
+              <w:t>Affermazione del testo</w:t>
+            </w:r>
+          </w:p>
+        </w:tc>
+        <w:tc>
+          <w:tcPr>
+            <w:tcW w:type="dxa" w:w="4819"/>
+            <w:shd w:fill="1A365D"/>
+          </w:tcPr>
+          <w:p>
+            <w:r>
+              <w:rPr>
+                <w:rFonts w:ascii="Arial" w:hAnsi="Arial"/>
+                <w:b/>
+                <w:color w:val="FFFFFF"/>
+                <w:sz w:val="20"/>
+              </w:rPr>
+              <w:t>Fonte Certificata</w:t>
+            </w:r>
+          </w:p>
+        </w:tc>
+      </w:tr>
+      <w:tr>
+        <w:tc>
+          <w:tcPr>
+            <w:tcW w:type="dxa" w:w="4819"/>
+          </w:tcPr>
+          <w:p>
+            <w:r>
+              <w:rPr>
+                <w:rFonts w:ascii="Arial" w:hAnsi="Arial"/>
+                <w:sz w:val="19"/>
+              </w:rPr>
+              <w:t>L'Adoration des Bergers dans la première chapelle à gauche est l'œuvre d'Agostino Carracci, datée vers 1595.</w:t>
+            </w:r>
+          </w:p>
+        </w:tc>
+        <w:tc>
+          <w:tcPr>
+            <w:tcW w:type="dxa" w:w="4819"/>
+          </w:tcPr>
+          <w:p>
+            <w:r>
+              <w:rPr>
+                <w:rFonts w:ascii="Arial" w:hAnsi="Arial"/>
+                <w:sz w:val="19"/>
+              </w:rPr>
+              <w:t>Ministère de la Culture - Surintendance des Biens Artistiques de Bologne / Bologna Online</w:t>
+            </w:r>
+          </w:p>
+        </w:tc>
+      </w:tr>
+      <w:tr>
+        <w:tc>
+          <w:tcPr>
+            <w:tcW w:type="dxa" w:w="4819"/>
+          </w:tcPr>
+          <w:p>
+            <w:r>
+              <w:rPr>
+                <w:rFonts w:ascii="Arial" w:hAnsi="Arial"/>
+                <w:sz w:val="19"/>
+              </w:rPr>
+              <w:t>Le réalisme marqué des Carracci a été critiqué par leurs contemporains pour manque de bienséance, comme le documente Carlo Cesare Malvasia dans "Felsina Pittrice" (1678).</w:t>
+            </w:r>
+          </w:p>
+        </w:tc>
+        <w:tc>
+          <w:tcPr>
+            <w:tcW w:type="dxa" w:w="4819"/>
+          </w:tcPr>
+          <w:p>
+            <w:r>
+              <w:rPr>
+                <w:rFonts w:ascii="Arial" w:hAnsi="Arial"/>
+                <w:sz w:val="19"/>
+              </w:rPr>
+              <w:t>Carlo Cesare Malvasia, "Felsina Pittrice" (1678) / Historiographie de l'Art Italien</w:t>
+            </w:r>
+          </w:p>
+        </w:tc>
+      </w:tr>
+      <w:tr>
+        <w:tc>
+          <w:tcPr>
+            <w:tcW w:type="dxa" w:w="4819"/>
+          </w:tcPr>
+          <w:p>
+            <w:r>
+              <w:rPr>
+                <w:rFonts w:ascii="Arial" w:hAnsi="Arial"/>
+                <w:sz w:val="19"/>
+              </w:rPr>
+              <w:t>Agostino Carracci a cofondé l'Académie des Incamminati avec Annibale et Ludovico, et était un graviste de renom.</w:t>
+            </w:r>
+          </w:p>
+        </w:tc>
+        <w:tc>
+          <w:tcPr>
+            <w:tcW w:type="dxa" w:w="4819"/>
+          </w:tcPr>
+          <w:p>
+            <w:r>
+              <w:rPr>
+                <w:rFonts w:ascii="Arial" w:hAnsi="Arial"/>
+                <w:sz w:val="19"/>
+              </w:rPr>
+              <w:t>Dictionnaire Biographique des Italiens - Treccani</w:t>
+            </w:r>
+          </w:p>
+        </w:tc>
+      </w:tr>
+      <w:tr>
+        <w:tc>
+          <w:tcPr>
+            <w:tcW w:type="dxa" w:w="4819"/>
+          </w:tcPr>
+          <w:p>
+            <w:r>
+              <w:rPr>
+                <w:rFonts w:ascii="Arial" w:hAnsi="Arial"/>
+                <w:sz w:val="19"/>
+              </w:rPr>
+              <w:t>Le tableau a été gravement endommagé par un incendie lors des bombardements de la Seconde Guerre mondiale, puis restauré.</w:t>
+            </w:r>
+          </w:p>
+        </w:tc>
+        <w:tc>
+          <w:tcPr>
+            <w:tcW w:type="dxa" w:w="4819"/>
+          </w:tcPr>
+          <w:p>
+            <w:r>
+              <w:rPr>
+                <w:rFonts w:ascii="Arial" w:hAnsi="Arial"/>
+                <w:sz w:val="19"/>
+              </w:rPr>
+              <w:t>Archives Historiques de l'Archevêché de Bologne / Catalogue du Patrimoine Culturel</w:t>
+            </w:r>
+          </w:p>
+        </w:tc>
+      </w:tr>
+    </w:tbl>
     <w:sectPr>
       <w:pgSz w:w="11906" w:h="16838"/>
       <w:pgMar w:top="1417" w:right="1134" w:bottom="1134" w:left="1134" w:header="708" w:footer="708" w:gutter="0"/>
@@ -275,11 +2317,11 @@
 </file>
 
 <file path=word/numbering.xml><?xml version="1.0" encoding="utf-8"?>
-<w:numbering xmlns:wpc="http://schemas.microsoft.com/office/word/2010/wordprocessingCanvas" xmlns:cx="http://schemas.microsoft.com/office/drawing/2014/chartex" xmlns:cx1="http://schemas.microsoft.com/office/drawing/2015/9/8/chartex" xmlns:cx2="http://schemas.microsoft.com/office/drawing/2015/10/21/chartex" xmlns:cx3="http://schemas.microsoft.com/office/drawing/2016/5/9/chartex" xmlns:cx4="http://schemas.microsoft.com/office/drawing/2016/5/10/chartex" xmlns:cx5="http://schemas.microsoft.com/office/drawing/2016/5/11/chartex" xmlns:cx6="http://schemas.microsoft.com/office/drawing/2016/5/12/chartex" xmlns:cx7="http://schemas.microsoft.com/office/drawing/2016/5/13/chartex" xmlns:cx8="http://schemas.microsoft.com/office/drawing/2016/5/14/chartex" xmlns:mc="http://schemas.openxmlformats.org/markup-compatibility/2006" xmlns:aink="http://schemas.microsoft.com/office/drawing/2016/ink" xmlns:am3d="http://schemas.microsoft.com/office/drawing/2017/model3d" xmlns:o="urn:schemas-microsoft-com:office:office" xmlns:oel="http://schemas.microsoft.com/office/2019/extlst" xmlns:r="http://schemas.openxmlformats.org/officeDocument/2006/relationships" xmlns:m="http://schemas.openxmlformats.org/officeDocument/2006/math" xmlns:v="urn:schemas-microsoft-com:vml" xmlns:wp14="http://schemas.microsoft.com/office/word/2010/wordprocessingDrawing" xmlns:wp="http://schemas.openxmlformats.org/drawingml/2006/wordprocessingDrawing" xmlns:w10="urn:schemas-microsoft-com:office:word" xmlns:w="http://schemas.openxmlformats.org/wordprocessingml/2006/main" xmlns:w14="http://schemas.microsoft.com/office/word/2010/wordml" xmlns:w15="http://schemas.microsoft.com/office/word/2012/wordml" xmlns:w16cex="http://schemas.microsoft.com/office/word/2018/wordml/cex" xmlns:w16cid="http://schemas.microsoft.com/office/word/2016/wordml/cid" xmlns:w16="http://schemas.microsoft.com/office/word/2018/wordml" xmlns:w16du="http://schemas.microsoft.com/office/word/2023/wordml/word16du" xmlns:w16sdtdh="http://schemas.microsoft.com/office/word/2020/wordml/sdtdatahash" xmlns:w16sdtfl="http://schemas.microsoft.com/office/word/2024/wordml/sdtformatlock" xmlns:w16se="http://schemas.microsoft.com/office/word/2015/wordml/symex" xmlns:wpg="http://schemas.microsoft.com/office/word/2010/wordprocessingGroup" xmlns:wpi="http://schemas.microsoft.com/office/word/2010/wordprocessingInk" xmlns:wne="http://schemas.microsoft.com/office/word/2006/wordml" xmlns:wps="http://schemas.microsoft.com/office/word/2010/wordprocessingShape" mc:Ignorable="w14 w15 w16se w16cid w16 w16cex w16sdtdh w16sdtfl w16du wp14">
+<w:numbering xmlns:wpc="http://schemas.microsoft.com/office/word/2010/wordprocessingCanvas" xmlns:cx="http://schemas.microsoft.com/office/drawing/2014/chartex" xmlns:cx1="http://schemas.microsoft.com/office/drawing/2015/9/8/chartex" xmlns:cx2="http://schemas.microsoft.com/office/drawing/2015/10/21/chartex" xmlns:cx3="http://schemas.microsoft.com/office/drawing/2016/5/9/chartex" xmlns:cx4="http://schemas.microsoft.com/office/drawing/2016/5/10/chartex" xmlns:cx5="http://schemas.microsoft.com/office/drawing/2016/5/11/chartex" xmlns:cx6="http://schemas.microsoft.com/office/drawing/2016/5/12/chartex" xmlns:cx7="http://schemas.microsoft.com/office/drawing/2016/5/13/chartex" xmlns:cx8="http://schemas.microsoft.com/office/drawing/2016/5/14/chartex" xmlns:mc="http://schemas.openxmlformats.org/markup-compatibility/2006" xmlns:aink="http://schemas.microsoft.com/office/drawing/2016/ink" xmlns:am3d="http://schemas.microsoft.com/office/drawing/2017/model3d" xmlns:o="urn:schemas-microsoft-com:office:office" xmlns:oel="http://schemas.microsoft.com/office/2019/extlst" xmlns:r="http://schemas.openxmlformats.org/officeDocument/2006/relationships" xmlns:m="http://schemas.openxmlformats.org/officeDocument/2006/math" xmlns:v="urn:schemas-microsoft-com:vml" xmlns:wp14="http://schemas.microsoft.com/office/word/2010/wordprocessingDrawing" xmlns:wp="http://schemas.openxmlformats.org/drawingml/2006/wordprocessingDrawing" xmlns:w10="urn:schemas-microsoft-com:office:word" xmlns:w="http://schemas.openxmlformats.org/wordprocessingml/2006/main" xmlns:w14="http://schemas.microsoft.com/office/word/2010/wordml" xmlns:w15="http://schemas.microsoft.com/office/word/2012/wordml" xmlns:w16cei="http://schemas.microsoft.com/office/word/2026/wordml/cei" xmlns:w16cex="http://schemas.microsoft.com/office/word/2018/wordml/cex" xmlns:w16cid="http://schemas.microsoft.com/office/word/2016/wordml/cid" xmlns:w16="http://schemas.microsoft.com/office/word/2018/wordml" xmlns:w16du="http://schemas.microsoft.com/office/word/2023/wordml/word16du" xmlns:w16sdtdh="http://schemas.microsoft.com/office/word/2020/wordml/sdtdatahash" xmlns:w16sdtfl="http://schemas.microsoft.com/office/word/2024/wordml/sdtformatlock" xmlns:w16se="http://schemas.microsoft.com/office/word/2015/wordml/symex" xmlns:wpg="http://schemas.microsoft.com/office/word/2010/wordprocessingGroup" xmlns:wpi="http://schemas.microsoft.com/office/word/2010/wordprocessingInk" xmlns:wne="http://schemas.microsoft.com/office/word/2006/wordml" xmlns:wps="http://schemas.microsoft.com/office/word/2010/wordprocessingShape" mc:Ignorable="w14 w15 w16se w16cid w16 w16cex w16sdtdh w16sdtfl w16du wp14">
   <w:abstractNum w:abstractNumId="0" w15:restartNumberingAfterBreak="0">
-    <w:nsid w:val="0E284411"/>
+    <w:nsid w:val="4C790AC9"/>
     <w:multiLevelType w:val="multilevel"/>
-    <w:tmpl w:val="DFFA0AC6"/>
+    <w:tmpl w:val="EB5819AA"/>
     <w:lvl w:ilvl="0">
       <w:start w:val="1"/>
       <w:numFmt w:val="bullet"/>
@@ -425,7 +2467,7 @@
       </w:rPr>
     </w:lvl>
   </w:abstractNum>
-  <w:num w:numId="1" w16cid:durableId="1528371573">
+  <w:num w:numId="1" w16cid:durableId="1755317198">
     <w:abstractNumId w:val="0"/>
   </w:num>
 </w:numbering>
@@ -440,7 +2482,7 @@
         <w:kern w:val="2"/>
         <w:sz w:val="24"/>
         <w:szCs w:val="24"/>
-        <w:lang w:val="fr" w:eastAsia="en-US" w:bidi="ar-SA"/>
+        <w:lang w:val="it-IT" w:eastAsia="en-US" w:bidi="ar-SA"/>
         <w14:ligatures w14:val="standardContextual"/>
       </w:rPr>
     </w:rPrDefault>
@@ -839,7 +2881,7 @@
     <w:link w:val="Titolo1Carattere"/>
     <w:uiPriority w:val="9"/>
     <w:qFormat/>
-    <w:rsid w:val="00E5023C"/>
+    <w:rsid w:val="00C925D6"/>
     <w:pPr>
       <w:keepNext/>
       <w:keepLines/>
@@ -862,7 +2904,7 @@
     <w:semiHidden/>
     <w:unhideWhenUsed/>
     <w:qFormat/>
-    <w:rsid w:val="00E5023C"/>
+    <w:rsid w:val="00C925D6"/>
     <w:pPr>
       <w:keepNext/>
       <w:keepLines/>
@@ -885,7 +2927,7 @@
     <w:semiHidden/>
     <w:unhideWhenUsed/>
     <w:qFormat/>
-    <w:rsid w:val="00E5023C"/>
+    <w:rsid w:val="00C925D6"/>
     <w:pPr>
       <w:keepNext/>
       <w:keepLines/>
@@ -908,7 +2950,7 @@
     <w:semiHidden/>
     <w:unhideWhenUsed/>
     <w:qFormat/>
-    <w:rsid w:val="00E5023C"/>
+    <w:rsid w:val="00C925D6"/>
     <w:pPr>
       <w:keepNext/>
       <w:keepLines/>
@@ -931,7 +2973,7 @@
     <w:semiHidden/>
     <w:unhideWhenUsed/>
     <w:qFormat/>
-    <w:rsid w:val="00E5023C"/>
+    <w:rsid w:val="00C925D6"/>
     <w:pPr>
       <w:keepNext/>
       <w:keepLines/>
@@ -952,7 +2994,7 @@
     <w:semiHidden/>
     <w:unhideWhenUsed/>
     <w:qFormat/>
-    <w:rsid w:val="00E5023C"/>
+    <w:rsid w:val="00C925D6"/>
     <w:pPr>
       <w:keepNext/>
       <w:keepLines/>
@@ -975,7 +3017,7 @@
     <w:semiHidden/>
     <w:unhideWhenUsed/>
     <w:qFormat/>
-    <w:rsid w:val="00E5023C"/>
+    <w:rsid w:val="00C925D6"/>
     <w:pPr>
       <w:keepNext/>
       <w:keepLines/>
@@ -996,7 +3038,7 @@
     <w:semiHidden/>
     <w:unhideWhenUsed/>
     <w:qFormat/>
-    <w:rsid w:val="00E5023C"/>
+    <w:rsid w:val="00C925D6"/>
     <w:pPr>
       <w:keepNext/>
       <w:keepLines/>
@@ -1019,7 +3061,7 @@
     <w:semiHidden/>
     <w:unhideWhenUsed/>
     <w:qFormat/>
-    <w:rsid w:val="00E5023C"/>
+    <w:rsid w:val="00C925D6"/>
     <w:pPr>
       <w:keepNext/>
       <w:keepLines/>
@@ -1034,7 +3076,6 @@
   <w:style w:type="character" w:default="1" w:styleId="Carpredefinitoparagrafo">
     <w:name w:val="Default Paragraph Font"/>
     <w:uiPriority w:val="1"/>
-    <w:semiHidden/>
     <w:unhideWhenUsed/>
   </w:style>
   <w:style w:type="table" w:default="1" w:styleId="Tabellanormale">
@@ -1063,7 +3104,7 @@
     <w:basedOn w:val="Carpredefinitoparagrafo"/>
     <w:link w:val="Titolo1"/>
     <w:uiPriority w:val="9"/>
-    <w:rsid w:val="00E5023C"/>
+    <w:rsid w:val="00C925D6"/>
     <w:rPr>
       <w:rFonts w:asciiTheme="majorHAnsi" w:eastAsiaTheme="majorEastAsia" w:hAnsiTheme="majorHAnsi" w:cstheme="majorBidi"/>
       <w:color w:val="0F4761" w:themeColor="accent1" w:themeShade="BF"/>
@@ -1077,7 +3118,7 @@
     <w:link w:val="Titolo2"/>
     <w:uiPriority w:val="9"/>
     <w:semiHidden/>
-    <w:rsid w:val="00E5023C"/>
+    <w:rsid w:val="00C925D6"/>
     <w:rPr>
       <w:rFonts w:asciiTheme="majorHAnsi" w:eastAsiaTheme="majorEastAsia" w:hAnsiTheme="majorHAnsi" w:cstheme="majorBidi"/>
       <w:color w:val="0F4761" w:themeColor="accent1" w:themeShade="BF"/>
@@ -1091,7 +3132,7 @@
     <w:link w:val="Titolo3"/>
     <w:uiPriority w:val="9"/>
     <w:semiHidden/>
-    <w:rsid w:val="00E5023C"/>
+    <w:rsid w:val="00C925D6"/>
     <w:rPr>
       <w:rFonts w:eastAsiaTheme="majorEastAsia" w:cstheme="majorBidi"/>
       <w:color w:val="0F4761" w:themeColor="accent1" w:themeShade="BF"/>
@@ -1105,7 +3146,7 @@
     <w:link w:val="Titolo4"/>
     <w:uiPriority w:val="9"/>
     <w:semiHidden/>
-    <w:rsid w:val="00E5023C"/>
+    <w:rsid w:val="00C925D6"/>
     <w:rPr>
       <w:rFonts w:eastAsiaTheme="majorEastAsia" w:cstheme="majorBidi"/>
       <w:i/>
@@ -1119,7 +3160,7 @@
     <w:link w:val="Titolo5"/>
     <w:uiPriority w:val="9"/>
     <w:semiHidden/>
-    <w:rsid w:val="00E5023C"/>
+    <w:rsid w:val="00C925D6"/>
     <w:rPr>
       <w:rFonts w:eastAsiaTheme="majorEastAsia" w:cstheme="majorBidi"/>
       <w:color w:val="0F4761" w:themeColor="accent1" w:themeShade="BF"/>
@@ -1131,7 +3172,7 @@
     <w:link w:val="Titolo6"/>
     <w:uiPriority w:val="9"/>
     <w:semiHidden/>
-    <w:rsid w:val="00E5023C"/>
+    <w:rsid w:val="00C925D6"/>
     <w:rPr>
       <w:rFonts w:eastAsiaTheme="majorEastAsia" w:cstheme="majorBidi"/>
       <w:i/>
@@ -1145,7 +3186,7 @@
     <w:link w:val="Titolo7"/>
     <w:uiPriority w:val="9"/>
     <w:semiHidden/>
-    <w:rsid w:val="00E5023C"/>
+    <w:rsid w:val="00C925D6"/>
     <w:rPr>
       <w:rFonts w:eastAsiaTheme="majorEastAsia" w:cstheme="majorBidi"/>
       <w:color w:val="595959" w:themeColor="text1" w:themeTint="A6"/>
@@ -1157,7 +3198,7 @@
     <w:link w:val="Titolo8"/>
     <w:uiPriority w:val="9"/>
     <w:semiHidden/>
-    <w:rsid w:val="00E5023C"/>
+    <w:rsid w:val="00C925D6"/>
     <w:rPr>
       <w:rFonts w:eastAsiaTheme="majorEastAsia" w:cstheme="majorBidi"/>
       <w:i/>
@@ -1171,7 +3212,7 @@
     <w:link w:val="Titolo9"/>
     <w:uiPriority w:val="9"/>
     <w:semiHidden/>
-    <w:rsid w:val="00E5023C"/>
+    <w:rsid w:val="00C925D6"/>
     <w:rPr>
       <w:rFonts w:eastAsiaTheme="majorEastAsia" w:cstheme="majorBidi"/>
       <w:color w:val="272727" w:themeColor="text1" w:themeTint="D8"/>
@@ -1184,7 +3225,7 @@
     <w:link w:val="TitoloCarattere"/>
     <w:uiPriority w:val="10"/>
     <w:qFormat/>
-    <w:rsid w:val="00E5023C"/>
+    <w:rsid w:val="00C925D6"/>
     <w:pPr>
       <w:spacing w:after="80" w:line="240" w:lineRule="auto"/>
       <w:contextualSpacing/>
@@ -1202,7 +3243,7 @@
     <w:basedOn w:val="Carpredefinitoparagrafo"/>
     <w:link w:val="Titolo"/>
     <w:uiPriority w:val="10"/>
-    <w:rsid w:val="00E5023C"/>
+    <w:rsid w:val="00C925D6"/>
     <w:rPr>
       <w:rFonts w:asciiTheme="majorHAnsi" w:eastAsiaTheme="majorEastAsia" w:hAnsiTheme="majorHAnsi" w:cstheme="majorBidi"/>
       <w:spacing w:val="-10"/>
@@ -1218,7 +3259,7 @@
     <w:link w:val="SottotitoloCarattere"/>
     <w:uiPriority w:val="11"/>
     <w:qFormat/>
-    <w:rsid w:val="00E5023C"/>
+    <w:rsid w:val="00C925D6"/>
     <w:pPr>
       <w:numPr>
         <w:ilvl w:val="1"/>
@@ -1237,7 +3278,7 @@
     <w:basedOn w:val="Carpredefinitoparagrafo"/>
     <w:link w:val="Sottotitolo"/>
     <w:uiPriority w:val="11"/>
-    <w:rsid w:val="00E5023C"/>
+    <w:rsid w:val="00C925D6"/>
     <w:rPr>
       <w:rFonts w:eastAsiaTheme="majorEastAsia" w:cstheme="majorBidi"/>
       <w:color w:val="595959" w:themeColor="text1" w:themeTint="A6"/>
@@ -1253,7 +3294,7 @@
     <w:link w:val="CitazioneCarattere"/>
     <w:uiPriority w:val="29"/>
     <w:qFormat/>
-    <w:rsid w:val="00E5023C"/>
+    <w:rsid w:val="00C925D6"/>
     <w:pPr>
       <w:spacing w:before="160"/>
       <w:jc w:val="center"/>
@@ -1269,7 +3310,7 @@
     <w:basedOn w:val="Carpredefinitoparagrafo"/>
     <w:link w:val="Citazione"/>
     <w:uiPriority w:val="29"/>
-    <w:rsid w:val="00E5023C"/>
+    <w:rsid w:val="00C925D6"/>
     <w:rPr>
       <w:i/>
       <w:iCs/>
@@ -1281,7 +3322,7 @@
     <w:basedOn w:val="Normale"/>
     <w:uiPriority w:val="34"/>
     <w:qFormat/>
-    <w:rsid w:val="00E5023C"/>
+    <w:rsid w:val="00C925D6"/>
     <w:pPr>
       <w:ind w:left="720"/>
       <w:contextualSpacing/>
@@ -1292,7 +3333,7 @@
     <w:basedOn w:val="Carpredefinitoparagrafo"/>
     <w:uiPriority w:val="21"/>
     <w:qFormat/>
-    <w:rsid w:val="00E5023C"/>
+    <w:rsid w:val="00C925D6"/>
     <w:rPr>
       <w:i/>
       <w:iCs/>
@@ -1306,7 +3347,7 @@
     <w:link w:val="CitazioneintensaCarattere"/>
     <w:uiPriority w:val="30"/>
     <w:qFormat/>
-    <w:rsid w:val="00E5023C"/>
+    <w:rsid w:val="00C925D6"/>
     <w:pPr>
       <w:pBdr>
         <w:top w:val="single" w:sz="4" w:space="10" w:color="0F4761" w:themeColor="accent1" w:themeShade="BF"/>
@@ -1327,7 +3368,7 @@
     <w:basedOn w:val="Carpredefinitoparagrafo"/>
     <w:link w:val="Citazioneintensa"/>
     <w:uiPriority w:val="30"/>
-    <w:rsid w:val="00E5023C"/>
+    <w:rsid w:val="00C925D6"/>
     <w:rPr>
       <w:i/>
       <w:iCs/>
@@ -1339,7 +3380,7 @@
     <w:basedOn w:val="Carpredefinitoparagrafo"/>
     <w:uiPriority w:val="32"/>
     <w:qFormat/>
-    <w:rsid w:val="00E5023C"/>
+    <w:rsid w:val="00C925D6"/>
     <w:rPr>
       <w:b/>
       <w:bCs/>
